--- a/data/03_investment_memo/investment_memo_24.docx
+++ b/data/03_investment_memo/investment_memo_24.docx
@@ -21,18 +21,20 @@
     <w:p>
       <w:r>
         <w:br/>
-        <w:t>根据内部财务模型测算，东方峻景传媒有限公司 在未来三年</w:t>
+        <w:t>惠派国际公司科技有限公司 是中国 人工智能 行业的重要企业之一。</w:t>
         <w:br/>
-        <w:t>收入复合增长率预计可达到 21% 左右。</w:t>
+        <w:t>根据华辰资本 资产配置委员会 的研究，该公司成立于 2019 年，</w:t>
         <w:br/>
-        <w:t>该预测基于行业需求增长以及公司产能扩张计划。</w:t>
+        <w:t>目前员工规模约 6944 人。公司近年来持续加大研发投入，</w:t>
+        <w:br/>
+        <w:t>在核心技术方面形成了较强的竞争壁垒。</w:t>
         <w:br/>
       </w:r>
     </w:p>
     <w:p>
       <w:r>
         <w:br/>
-        <w:t>风险管理部认为，机器人 行业仍然面临若干</w:t>
+        <w:t>风险管理部认为，消费科技 行业仍然面临若干</w:t>
         <w:br/>
         <w:t>不确定性因素，包括技术迭代风险、政策变化、</w:t>
         <w:br/>
@@ -43,9 +45,22 @@
     <w:p>
       <w:r>
         <w:br/>
-        <w:t>华辰资本旗下的 HC Energy Transition Fund 在最近的资产配置会议中</w:t>
+        <w:t>雨林木风计算机科技有限公司 是中国 半导体 行业的重要企业之一。</w:t>
         <w:br/>
-        <w:t>讨论了 云计算 行业的投资机会，并对 精芯科技有限公司</w:t>
+        <w:t>根据华辰资本 投资策略部 的研究，该公司成立于 2007 年，</w:t>
+        <w:br/>
+        <w:t>目前员工规模约 7826 人。公司近年来持续加大研发投入，</w:t>
+        <w:br/>
+        <w:t>在核心技术方面形成了较强的竞争壁垒。</w:t>
+        <w:br/>
+      </w:r>
+    </w:p>
+    <w:p>
+      <w:r>
+        <w:br/>
+        <w:t>华辰资本旗下的 HC Quant Arbitrage Fund 在最近的资产配置会议中</w:t>
+        <w:br/>
+        <w:t>讨论了 半导体 行业的投资机会，并对 信诚致远网络有限公司</w:t>
         <w:br/>
         <w:t>进行了重点评估。</w:t>
         <w:br/>
@@ -54,11 +69,797 @@
     <w:p>
       <w:r>
         <w:br/>
-        <w:t>根据内部财务模型测算，精芯科技有限公司 在未来三年</w:t>
+        <w:t>风险管理部认为，新能源 行业仍然面临若干</w:t>
         <w:br/>
-        <w:t>收入复合增长率预计可达到 11% 左右。</w:t>
+        <w:t>不确定性因素，包括技术迭代风险、政策变化、</w:t>
+        <w:br/>
+        <w:t>以及市场竞争加剧等问题。</w:t>
+        <w:br/>
+      </w:r>
+    </w:p>
+    <w:p>
+      <w:r>
+        <w:br/>
+        <w:t>从产业链角度看，云计算 行业主要由上游设备厂商、</w:t>
+        <w:br/>
+        <w:t>中游平台企业以及下游应用厂商组成。</w:t>
+        <w:br/>
+        <w:t>泰麒麟网络有限公司 主要位于产业链的 上游 环节。</w:t>
+        <w:br/>
+      </w:r>
+    </w:p>
+    <w:p>
+      <w:r>
+        <w:br/>
+        <w:t>根据内部财务模型测算，华成育卓传媒有限公司 在未来三年</w:t>
+        <w:br/>
+        <w:t>收入复合增长率预计可达到 34% 左右。</w:t>
         <w:br/>
         <w:t>该预测基于行业需求增长以及公司产能扩张计划。</w:t>
+        <w:br/>
+      </w:r>
+    </w:p>
+    <w:p>
+      <w:r>
+        <w:br/>
+        <w:t>风险管理部认为，人工智能 行业仍然面临若干</w:t>
+        <w:br/>
+        <w:t>不确定性因素，包括技术迭代风险、政策变化、</w:t>
+        <w:br/>
+        <w:t>以及市场竞争加剧等问题。</w:t>
+        <w:br/>
+      </w:r>
+    </w:p>
+    <w:tbl>
+      <w:tblPr>
+        <w:tblW w:type="auto" w:w="0"/>
+        <w:tblLook w:firstColumn="1" w:firstRow="1" w:lastColumn="0" w:lastRow="0" w:noHBand="0" w:noVBand="1" w:val="04A0"/>
+      </w:tblPr>
+      <w:tblGrid>
+        <w:gridCol w:w="2160"/>
+        <w:gridCol w:w="2160"/>
+        <w:gridCol w:w="2160"/>
+        <w:gridCol w:w="2160"/>
+      </w:tblGrid>
+      <w:tr>
+        <w:tc>
+          <w:tcPr>
+            <w:tcW w:type="dxa" w:w="2160"/>
+          </w:tcPr>
+          <w:p>
+            <w:r>
+              <w:t>公司</w:t>
+            </w:r>
+          </w:p>
+        </w:tc>
+        <w:tc>
+          <w:tcPr>
+            <w:tcW w:type="dxa" w:w="2160"/>
+          </w:tcPr>
+          <w:p>
+            <w:r>
+              <w:t>行业</w:t>
+            </w:r>
+          </w:p>
+        </w:tc>
+        <w:tc>
+          <w:tcPr>
+            <w:tcW w:type="dxa" w:w="2160"/>
+          </w:tcPr>
+          <w:p>
+            <w:r>
+              <w:t>市值</w:t>
+            </w:r>
+          </w:p>
+        </w:tc>
+        <w:tc>
+          <w:tcPr>
+            <w:tcW w:type="dxa" w:w="2160"/>
+          </w:tcPr>
+          <w:p>
+            <w:r>
+              <w:t>增长率</w:t>
+            </w:r>
+          </w:p>
+        </w:tc>
+      </w:tr>
+      <w:tr>
+        <w:tc>
+          <w:tcPr>
+            <w:tcW w:type="dxa" w:w="2160"/>
+          </w:tcPr>
+          <w:p>
+            <w:r>
+              <w:t>华成育卓传媒有限公司</w:t>
+            </w:r>
+          </w:p>
+        </w:tc>
+        <w:tc>
+          <w:tcPr>
+            <w:tcW w:type="dxa" w:w="2160"/>
+          </w:tcPr>
+          <w:p>
+            <w:r>
+              <w:t>人工智能</w:t>
+            </w:r>
+          </w:p>
+        </w:tc>
+        <w:tc>
+          <w:tcPr>
+            <w:tcW w:type="dxa" w:w="2160"/>
+          </w:tcPr>
+          <w:p>
+            <w:r>
+              <w:t>289亿</w:t>
+            </w:r>
+          </w:p>
+        </w:tc>
+        <w:tc>
+          <w:tcPr>
+            <w:tcW w:type="dxa" w:w="2160"/>
+          </w:tcPr>
+          <w:p>
+            <w:r>
+              <w:t>16%</w:t>
+            </w:r>
+          </w:p>
+        </w:tc>
+      </w:tr>
+      <w:tr>
+        <w:tc>
+          <w:tcPr>
+            <w:tcW w:type="dxa" w:w="2160"/>
+          </w:tcPr>
+          <w:p>
+            <w:r>
+              <w:t>通际名联网络有限公司</w:t>
+            </w:r>
+          </w:p>
+        </w:tc>
+        <w:tc>
+          <w:tcPr>
+            <w:tcW w:type="dxa" w:w="2160"/>
+          </w:tcPr>
+          <w:p>
+            <w:r>
+              <w:t>机器人</w:t>
+            </w:r>
+          </w:p>
+        </w:tc>
+        <w:tc>
+          <w:tcPr>
+            <w:tcW w:type="dxa" w:w="2160"/>
+          </w:tcPr>
+          <w:p>
+            <w:r>
+              <w:t>572亿</w:t>
+            </w:r>
+          </w:p>
+        </w:tc>
+        <w:tc>
+          <w:tcPr>
+            <w:tcW w:type="dxa" w:w="2160"/>
+          </w:tcPr>
+          <w:p>
+            <w:r>
+              <w:t>14%</w:t>
+            </w:r>
+          </w:p>
+        </w:tc>
+      </w:tr>
+      <w:tr>
+        <w:tc>
+          <w:tcPr>
+            <w:tcW w:type="dxa" w:w="2160"/>
+          </w:tcPr>
+          <w:p>
+            <w:r>
+              <w:t>九方传媒有限公司</w:t>
+            </w:r>
+          </w:p>
+        </w:tc>
+        <w:tc>
+          <w:tcPr>
+            <w:tcW w:type="dxa" w:w="2160"/>
+          </w:tcPr>
+          <w:p>
+            <w:r>
+              <w:t>医疗科技</w:t>
+            </w:r>
+          </w:p>
+        </w:tc>
+        <w:tc>
+          <w:tcPr>
+            <w:tcW w:type="dxa" w:w="2160"/>
+          </w:tcPr>
+          <w:p>
+            <w:r>
+              <w:t>522亿</w:t>
+            </w:r>
+          </w:p>
+        </w:tc>
+        <w:tc>
+          <w:tcPr>
+            <w:tcW w:type="dxa" w:w="2160"/>
+          </w:tcPr>
+          <w:p>
+            <w:r>
+              <w:t>29%</w:t>
+            </w:r>
+          </w:p>
+        </w:tc>
+      </w:tr>
+      <w:tr>
+        <w:tc>
+          <w:tcPr>
+            <w:tcW w:type="dxa" w:w="2160"/>
+          </w:tcPr>
+          <w:p>
+            <w:r>
+              <w:t>飞利信科技有限公司</w:t>
+            </w:r>
+          </w:p>
+        </w:tc>
+        <w:tc>
+          <w:tcPr>
+            <w:tcW w:type="dxa" w:w="2160"/>
+          </w:tcPr>
+          <w:p>
+            <w:r>
+              <w:t>人工智能</w:t>
+            </w:r>
+          </w:p>
+        </w:tc>
+        <w:tc>
+          <w:tcPr>
+            <w:tcW w:type="dxa" w:w="2160"/>
+          </w:tcPr>
+          <w:p>
+            <w:r>
+              <w:t>630亿</w:t>
+            </w:r>
+          </w:p>
+        </w:tc>
+        <w:tc>
+          <w:tcPr>
+            <w:tcW w:type="dxa" w:w="2160"/>
+          </w:tcPr>
+          <w:p>
+            <w:r>
+              <w:t>10%</w:t>
+            </w:r>
+          </w:p>
+        </w:tc>
+      </w:tr>
+      <w:tr>
+        <w:tc>
+          <w:tcPr>
+            <w:tcW w:type="dxa" w:w="2160"/>
+          </w:tcPr>
+          <w:p>
+            <w:r>
+              <w:t>艾提科信科技有限公司</w:t>
+            </w:r>
+          </w:p>
+        </w:tc>
+        <w:tc>
+          <w:tcPr>
+            <w:tcW w:type="dxa" w:w="2160"/>
+          </w:tcPr>
+          <w:p>
+            <w:r>
+              <w:t>云计算</w:t>
+            </w:r>
+          </w:p>
+        </w:tc>
+        <w:tc>
+          <w:tcPr>
+            <w:tcW w:type="dxa" w:w="2160"/>
+          </w:tcPr>
+          <w:p>
+            <w:r>
+              <w:t>401亿</w:t>
+            </w:r>
+          </w:p>
+        </w:tc>
+        <w:tc>
+          <w:tcPr>
+            <w:tcW w:type="dxa" w:w="2160"/>
+          </w:tcPr>
+          <w:p>
+            <w:r>
+              <w:t>17%</w:t>
+            </w:r>
+          </w:p>
+        </w:tc>
+      </w:tr>
+      <w:tr>
+        <w:tc>
+          <w:tcPr>
+            <w:tcW w:type="dxa" w:w="2160"/>
+          </w:tcPr>
+          <w:p>
+            <w:r>
+              <w:t>华成育卓传媒有限公司</w:t>
+            </w:r>
+          </w:p>
+        </w:tc>
+        <w:tc>
+          <w:tcPr>
+            <w:tcW w:type="dxa" w:w="2160"/>
+          </w:tcPr>
+          <w:p>
+            <w:r>
+              <w:t>人工智能</w:t>
+            </w:r>
+          </w:p>
+        </w:tc>
+        <w:tc>
+          <w:tcPr>
+            <w:tcW w:type="dxa" w:w="2160"/>
+          </w:tcPr>
+          <w:p>
+            <w:r>
+              <w:t>286亿</w:t>
+            </w:r>
+          </w:p>
+        </w:tc>
+        <w:tc>
+          <w:tcPr>
+            <w:tcW w:type="dxa" w:w="2160"/>
+          </w:tcPr>
+          <w:p>
+            <w:r>
+              <w:t>5%</w:t>
+            </w:r>
+          </w:p>
+        </w:tc>
+      </w:tr>
+      <w:tr>
+        <w:tc>
+          <w:tcPr>
+            <w:tcW w:type="dxa" w:w="2160"/>
+          </w:tcPr>
+          <w:p>
+            <w:r>
+              <w:t>雨林木风计算机科技有限公司</w:t>
+            </w:r>
+          </w:p>
+        </w:tc>
+        <w:tc>
+          <w:tcPr>
+            <w:tcW w:type="dxa" w:w="2160"/>
+          </w:tcPr>
+          <w:p>
+            <w:r>
+              <w:t>半导体</w:t>
+            </w:r>
+          </w:p>
+        </w:tc>
+        <w:tc>
+          <w:tcPr>
+            <w:tcW w:type="dxa" w:w="2160"/>
+          </w:tcPr>
+          <w:p>
+            <w:r>
+              <w:t>568亿</w:t>
+            </w:r>
+          </w:p>
+        </w:tc>
+        <w:tc>
+          <w:tcPr>
+            <w:tcW w:type="dxa" w:w="2160"/>
+          </w:tcPr>
+          <w:p>
+            <w:r>
+              <w:t>17%</w:t>
+            </w:r>
+          </w:p>
+        </w:tc>
+      </w:tr>
+      <w:tr>
+        <w:tc>
+          <w:tcPr>
+            <w:tcW w:type="dxa" w:w="2160"/>
+          </w:tcPr>
+          <w:p>
+            <w:r>
+              <w:t>通际名联网络有限公司</w:t>
+            </w:r>
+          </w:p>
+        </w:tc>
+        <w:tc>
+          <w:tcPr>
+            <w:tcW w:type="dxa" w:w="2160"/>
+          </w:tcPr>
+          <w:p>
+            <w:r>
+              <w:t>机器人</w:t>
+            </w:r>
+          </w:p>
+        </w:tc>
+        <w:tc>
+          <w:tcPr>
+            <w:tcW w:type="dxa" w:w="2160"/>
+          </w:tcPr>
+          <w:p>
+            <w:r>
+              <w:t>521亿</w:t>
+            </w:r>
+          </w:p>
+        </w:tc>
+        <w:tc>
+          <w:tcPr>
+            <w:tcW w:type="dxa" w:w="2160"/>
+          </w:tcPr>
+          <w:p>
+            <w:r>
+              <w:t>14%</w:t>
+            </w:r>
+          </w:p>
+        </w:tc>
+      </w:tr>
+      <w:tr>
+        <w:tc>
+          <w:tcPr>
+            <w:tcW w:type="dxa" w:w="2160"/>
+          </w:tcPr>
+          <w:p>
+            <w:r>
+              <w:t>富罳网络有限公司</w:t>
+            </w:r>
+          </w:p>
+        </w:tc>
+        <w:tc>
+          <w:tcPr>
+            <w:tcW w:type="dxa" w:w="2160"/>
+          </w:tcPr>
+          <w:p>
+            <w:r>
+              <w:t>新能源</w:t>
+            </w:r>
+          </w:p>
+        </w:tc>
+        <w:tc>
+          <w:tcPr>
+            <w:tcW w:type="dxa" w:w="2160"/>
+          </w:tcPr>
+          <w:p>
+            <w:r>
+              <w:t>748亿</w:t>
+            </w:r>
+          </w:p>
+        </w:tc>
+        <w:tc>
+          <w:tcPr>
+            <w:tcW w:type="dxa" w:w="2160"/>
+          </w:tcPr>
+          <w:p>
+            <w:r>
+              <w:t>25%</w:t>
+            </w:r>
+          </w:p>
+        </w:tc>
+      </w:tr>
+      <w:tr>
+        <w:tc>
+          <w:tcPr>
+            <w:tcW w:type="dxa" w:w="2160"/>
+          </w:tcPr>
+          <w:p>
+            <w:r>
+              <w:t>中建创业科技有限公司</w:t>
+            </w:r>
+          </w:p>
+        </w:tc>
+        <w:tc>
+          <w:tcPr>
+            <w:tcW w:type="dxa" w:w="2160"/>
+          </w:tcPr>
+          <w:p>
+            <w:r>
+              <w:t>半导体</w:t>
+            </w:r>
+          </w:p>
+        </w:tc>
+        <w:tc>
+          <w:tcPr>
+            <w:tcW w:type="dxa" w:w="2160"/>
+          </w:tcPr>
+          <w:p>
+            <w:r>
+              <w:t>405亿</w:t>
+            </w:r>
+          </w:p>
+        </w:tc>
+        <w:tc>
+          <w:tcPr>
+            <w:tcW w:type="dxa" w:w="2160"/>
+          </w:tcPr>
+          <w:p>
+            <w:r>
+              <w:t>29%</w:t>
+            </w:r>
+          </w:p>
+        </w:tc>
+      </w:tr>
+      <w:tr>
+        <w:tc>
+          <w:tcPr>
+            <w:tcW w:type="dxa" w:w="2160"/>
+          </w:tcPr>
+          <w:p>
+            <w:r>
+              <w:t>创汇传媒有限公司</w:t>
+            </w:r>
+          </w:p>
+        </w:tc>
+        <w:tc>
+          <w:tcPr>
+            <w:tcW w:type="dxa" w:w="2160"/>
+          </w:tcPr>
+          <w:p>
+            <w:r>
+              <w:t>新能源</w:t>
+            </w:r>
+          </w:p>
+        </w:tc>
+        <w:tc>
+          <w:tcPr>
+            <w:tcW w:type="dxa" w:w="2160"/>
+          </w:tcPr>
+          <w:p>
+            <w:r>
+              <w:t>650亿</w:t>
+            </w:r>
+          </w:p>
+        </w:tc>
+        <w:tc>
+          <w:tcPr>
+            <w:tcW w:type="dxa" w:w="2160"/>
+          </w:tcPr>
+          <w:p>
+            <w:r>
+              <w:t>6%</w:t>
+            </w:r>
+          </w:p>
+        </w:tc>
+      </w:tr>
+      <w:tr>
+        <w:tc>
+          <w:tcPr>
+            <w:tcW w:type="dxa" w:w="2160"/>
+          </w:tcPr>
+          <w:p>
+            <w:r>
+              <w:t>毕博诚信息有限公司</w:t>
+            </w:r>
+          </w:p>
+        </w:tc>
+        <w:tc>
+          <w:tcPr>
+            <w:tcW w:type="dxa" w:w="2160"/>
+          </w:tcPr>
+          <w:p>
+            <w:r>
+              <w:t>机器人</w:t>
+            </w:r>
+          </w:p>
+        </w:tc>
+        <w:tc>
+          <w:tcPr>
+            <w:tcW w:type="dxa" w:w="2160"/>
+          </w:tcPr>
+          <w:p>
+            <w:r>
+              <w:t>116亿</w:t>
+            </w:r>
+          </w:p>
+        </w:tc>
+        <w:tc>
+          <w:tcPr>
+            <w:tcW w:type="dxa" w:w="2160"/>
+          </w:tcPr>
+          <w:p>
+            <w:r>
+              <w:t>11%</w:t>
+            </w:r>
+          </w:p>
+        </w:tc>
+      </w:tr>
+      <w:tr>
+        <w:tc>
+          <w:tcPr>
+            <w:tcW w:type="dxa" w:w="2160"/>
+          </w:tcPr>
+          <w:p>
+            <w:r>
+              <w:t>戴硕电子网络有限公司</w:t>
+            </w:r>
+          </w:p>
+        </w:tc>
+        <w:tc>
+          <w:tcPr>
+            <w:tcW w:type="dxa" w:w="2160"/>
+          </w:tcPr>
+          <w:p>
+            <w:r>
+              <w:t>新能源</w:t>
+            </w:r>
+          </w:p>
+        </w:tc>
+        <w:tc>
+          <w:tcPr>
+            <w:tcW w:type="dxa" w:w="2160"/>
+          </w:tcPr>
+          <w:p>
+            <w:r>
+              <w:t>149亿</w:t>
+            </w:r>
+          </w:p>
+        </w:tc>
+        <w:tc>
+          <w:tcPr>
+            <w:tcW w:type="dxa" w:w="2160"/>
+          </w:tcPr>
+          <w:p>
+            <w:r>
+              <w:t>20%</w:t>
+            </w:r>
+          </w:p>
+        </w:tc>
+      </w:tr>
+      <w:tr>
+        <w:tc>
+          <w:tcPr>
+            <w:tcW w:type="dxa" w:w="2160"/>
+          </w:tcPr>
+          <w:p>
+            <w:r>
+              <w:t>新格林耐特网络有限公司</w:t>
+            </w:r>
+          </w:p>
+        </w:tc>
+        <w:tc>
+          <w:tcPr>
+            <w:tcW w:type="dxa" w:w="2160"/>
+          </w:tcPr>
+          <w:p>
+            <w:r>
+              <w:t>人工智能</w:t>
+            </w:r>
+          </w:p>
+        </w:tc>
+        <w:tc>
+          <w:tcPr>
+            <w:tcW w:type="dxa" w:w="2160"/>
+          </w:tcPr>
+          <w:p>
+            <w:r>
+              <w:t>281亿</w:t>
+            </w:r>
+          </w:p>
+        </w:tc>
+        <w:tc>
+          <w:tcPr>
+            <w:tcW w:type="dxa" w:w="2160"/>
+          </w:tcPr>
+          <w:p>
+            <w:r>
+              <w:t>30%</w:t>
+            </w:r>
+          </w:p>
+        </w:tc>
+      </w:tr>
+      <w:tr>
+        <w:tc>
+          <w:tcPr>
+            <w:tcW w:type="dxa" w:w="2160"/>
+          </w:tcPr>
+          <w:p>
+            <w:r>
+              <w:t>中建创业科技有限公司</w:t>
+            </w:r>
+          </w:p>
+        </w:tc>
+        <w:tc>
+          <w:tcPr>
+            <w:tcW w:type="dxa" w:w="2160"/>
+          </w:tcPr>
+          <w:p>
+            <w:r>
+              <w:t>半导体</w:t>
+            </w:r>
+          </w:p>
+        </w:tc>
+        <w:tc>
+          <w:tcPr>
+            <w:tcW w:type="dxa" w:w="2160"/>
+          </w:tcPr>
+          <w:p>
+            <w:r>
+              <w:t>206亿</w:t>
+            </w:r>
+          </w:p>
+        </w:tc>
+        <w:tc>
+          <w:tcPr>
+            <w:tcW w:type="dxa" w:w="2160"/>
+          </w:tcPr>
+          <w:p>
+            <w:r>
+              <w:t>13%</w:t>
+            </w:r>
+          </w:p>
+        </w:tc>
+      </w:tr>
+    </w:tbl>
+    <w:p>
+      <w:pPr>
+        <w:pStyle w:val="Heading1"/>
+      </w:pPr>
+      <w:r>
+        <w:t>行业分析 2</w:t>
+      </w:r>
+    </w:p>
+    <w:p>
+      <w:r>
+        <w:br/>
+        <w:t>华辰资本旗下的 HC Global Macro Fund 在最近的资产配置会议中</w:t>
+        <w:br/>
+        <w:t>讨论了 半导体 行业的投资机会，并对 精芯信息有限公司</w:t>
+        <w:br/>
+        <w:t>进行了重点评估。</w:t>
+        <w:br/>
+      </w:r>
+    </w:p>
+    <w:p>
+      <w:r>
+        <w:br/>
+        <w:t>九方传媒有限公司 是中国 医疗科技 行业的重要企业之一。</w:t>
+        <w:br/>
+        <w:t>根据华辰资本 资产配置委员会 的研究，该公司成立于 2014 年，</w:t>
+        <w:br/>
+        <w:t>目前员工规模约 2973 人。公司近年来持续加大研发投入，</w:t>
+        <w:br/>
+        <w:t>在核心技术方面形成了较强的竞争壁垒。</w:t>
+        <w:br/>
+      </w:r>
+    </w:p>
+    <w:p>
+      <w:r>
+        <w:br/>
+        <w:t>昊嘉科技有限公司 是中国 医疗科技 行业的重要企业之一。</w:t>
+        <w:br/>
+        <w:t>根据华辰资本 资产配置委员会 的研究，该公司成立于 2006 年，</w:t>
+        <w:br/>
+        <w:t>目前员工规模约 7977 人。公司近年来持续加大研发投入，</w:t>
+        <w:br/>
+        <w:t>在核心技术方面形成了较强的竞争壁垒。</w:t>
+        <w:br/>
+      </w:r>
+    </w:p>
+    <w:p>
+      <w:r>
+        <w:br/>
+        <w:t>联通时科传媒有限公司 是中国 消费科技 行业的重要企业之一。</w:t>
+        <w:br/>
+        <w:t>根据华辰资本 投资委员会 的研究，该公司成立于 2014 年，</w:t>
+        <w:br/>
+        <w:t>目前员工规模约 3667 人。公司近年来持续加大研发投入，</w:t>
+        <w:br/>
+        <w:t>在核心技术方面形成了较强的竞争壁垒。</w:t>
+        <w:br/>
+      </w:r>
+    </w:p>
+    <w:p>
+      <w:r>
+        <w:br/>
+        <w:t>从产业链角度看，半导体 行业主要由上游设备厂商、</w:t>
+        <w:br/>
+        <w:t>中游平台企业以及下游应用厂商组成。</w:t>
+        <w:br/>
+        <w:t>雨林木风计算机科技有限公司 主要位于产业链的 下游 环节。</w:t>
         <w:br/>
       </w:r>
     </w:p>
@@ -76,35 +877,24 @@
     <w:p>
       <w:r>
         <w:br/>
-        <w:t>创联世纪科技有限公司 是中国 医疗科技 行业的重要企业之一。</w:t>
+        <w:t>根据内部财务模型测算，联软网络有限公司 在未来三年</w:t>
         <w:br/>
-        <w:t>根据华辰资本 资产配置委员会 的研究，该公司成立于 2008 年，</w:t>
+        <w:t>收入复合增长率预计可达到 10% 左右。</w:t>
         <w:br/>
-        <w:t>目前员工规模约 3688 人。公司近年来持续加大研发投入，</w:t>
-        <w:br/>
-        <w:t>在核心技术方面形成了较强的竞争壁垒。</w:t>
+        <w:t>该预测基于行业需求增长以及公司产能扩张计划。</w:t>
         <w:br/>
       </w:r>
     </w:p>
     <w:p>
       <w:r>
         <w:br/>
-        <w:t>从产业链角度看，医疗科技 行业主要由上游设备厂商、</w:t>
+        <w:t>通际名联网络有限公司 是中国 机器人 行业的重要企业之一。</w:t>
         <w:br/>
-        <w:t>中游平台企业以及下游应用厂商组成。</w:t>
+        <w:t>根据华辰资本 投资委员会 的研究，该公司成立于 2016 年，</w:t>
         <w:br/>
-        <w:t>富罳信息有限公司 主要位于产业链的 下游 环节。</w:t>
+        <w:t>目前员工规模约 3310 人。公司近年来持续加大研发投入，</w:t>
         <w:br/>
-      </w:r>
-    </w:p>
-    <w:p>
-      <w:r>
-        <w:br/>
-        <w:t>根据内部财务模型测算，精芯科技有限公司 在未来三年</w:t>
-        <w:br/>
-        <w:t>收入复合增长率预计可达到 34% 左右。</w:t>
-        <w:br/>
-        <w:t>该预测基于行业需求增长以及公司产能扩张计划。</w:t>
+        <w:t>在核心技术方面形成了较强的竞争壁垒。</w:t>
         <w:br/>
       </w:r>
     </w:p>
@@ -168,37 +958,37 @@
           </w:tcPr>
           <w:p>
             <w:r>
-              <w:t>济南亿次元网络有限公司</w:t>
-            </w:r>
-          </w:p>
-        </w:tc>
-        <w:tc>
-          <w:tcPr>
-            <w:tcW w:type="dxa" w:w="2160"/>
-          </w:tcPr>
-          <w:p>
-            <w:r>
-              <w:t>机器人</w:t>
-            </w:r>
-          </w:p>
-        </w:tc>
-        <w:tc>
-          <w:tcPr>
-            <w:tcW w:type="dxa" w:w="2160"/>
-          </w:tcPr>
-          <w:p>
-            <w:r>
-              <w:t>718亿</w:t>
-            </w:r>
-          </w:p>
-        </w:tc>
-        <w:tc>
-          <w:tcPr>
-            <w:tcW w:type="dxa" w:w="2160"/>
-          </w:tcPr>
-          <w:p>
-            <w:r>
-              <w:t>23%</w:t>
+              <w:t>华成育卓传媒有限公司</w:t>
+            </w:r>
+          </w:p>
+        </w:tc>
+        <w:tc>
+          <w:tcPr>
+            <w:tcW w:type="dxa" w:w="2160"/>
+          </w:tcPr>
+          <w:p>
+            <w:r>
+              <w:t>人工智能</w:t>
+            </w:r>
+          </w:p>
+        </w:tc>
+        <w:tc>
+          <w:tcPr>
+            <w:tcW w:type="dxa" w:w="2160"/>
+          </w:tcPr>
+          <w:p>
+            <w:r>
+              <w:t>206亿</w:t>
+            </w:r>
+          </w:p>
+        </w:tc>
+        <w:tc>
+          <w:tcPr>
+            <w:tcW w:type="dxa" w:w="2160"/>
+          </w:tcPr>
+          <w:p>
+            <w:r>
+              <w:t>22%</w:t>
             </w:r>
           </w:p>
         </w:tc>
@@ -210,37 +1000,37 @@
           </w:tcPr>
           <w:p>
             <w:r>
-              <w:t>佳禾科技有限公司</w:t>
-            </w:r>
-          </w:p>
-        </w:tc>
-        <w:tc>
-          <w:tcPr>
-            <w:tcW w:type="dxa" w:w="2160"/>
-          </w:tcPr>
-          <w:p>
-            <w:r>
-              <w:t>半导体</w:t>
-            </w:r>
-          </w:p>
-        </w:tc>
-        <w:tc>
-          <w:tcPr>
-            <w:tcW w:type="dxa" w:w="2160"/>
-          </w:tcPr>
-          <w:p>
-            <w:r>
-              <w:t>760亿</w:t>
-            </w:r>
-          </w:p>
-        </w:tc>
-        <w:tc>
-          <w:tcPr>
-            <w:tcW w:type="dxa" w:w="2160"/>
-          </w:tcPr>
-          <w:p>
-            <w:r>
-              <w:t>7%</w:t>
+              <w:t>迪摩信息有限公司</w:t>
+            </w:r>
+          </w:p>
+        </w:tc>
+        <w:tc>
+          <w:tcPr>
+            <w:tcW w:type="dxa" w:w="2160"/>
+          </w:tcPr>
+          <w:p>
+            <w:r>
+              <w:t>医疗科技</w:t>
+            </w:r>
+          </w:p>
+        </w:tc>
+        <w:tc>
+          <w:tcPr>
+            <w:tcW w:type="dxa" w:w="2160"/>
+          </w:tcPr>
+          <w:p>
+            <w:r>
+              <w:t>283亿</w:t>
+            </w:r>
+          </w:p>
+        </w:tc>
+        <w:tc>
+          <w:tcPr>
+            <w:tcW w:type="dxa" w:w="2160"/>
+          </w:tcPr>
+          <w:p>
+            <w:r>
+              <w:t>11%</w:t>
             </w:r>
           </w:p>
         </w:tc>
@@ -252,37 +1042,37 @@
           </w:tcPr>
           <w:p>
             <w:r>
-              <w:t>飞利信科技有限公司</w:t>
-            </w:r>
-          </w:p>
-        </w:tc>
-        <w:tc>
-          <w:tcPr>
-            <w:tcW w:type="dxa" w:w="2160"/>
-          </w:tcPr>
-          <w:p>
-            <w:r>
-              <w:t>新能源</w:t>
-            </w:r>
-          </w:p>
-        </w:tc>
-        <w:tc>
-          <w:tcPr>
-            <w:tcW w:type="dxa" w:w="2160"/>
-          </w:tcPr>
-          <w:p>
-            <w:r>
-              <w:t>542亿</w:t>
-            </w:r>
-          </w:p>
-        </w:tc>
-        <w:tc>
-          <w:tcPr>
-            <w:tcW w:type="dxa" w:w="2160"/>
-          </w:tcPr>
-          <w:p>
-            <w:r>
-              <w:t>29%</w:t>
+              <w:t>创联世纪信息有限公司</w:t>
+            </w:r>
+          </w:p>
+        </w:tc>
+        <w:tc>
+          <w:tcPr>
+            <w:tcW w:type="dxa" w:w="2160"/>
+          </w:tcPr>
+          <w:p>
+            <w:r>
+              <w:t>云计算</w:t>
+            </w:r>
+          </w:p>
+        </w:tc>
+        <w:tc>
+          <w:tcPr>
+            <w:tcW w:type="dxa" w:w="2160"/>
+          </w:tcPr>
+          <w:p>
+            <w:r>
+              <w:t>582亿</w:t>
+            </w:r>
+          </w:p>
+        </w:tc>
+        <w:tc>
+          <w:tcPr>
+            <w:tcW w:type="dxa" w:w="2160"/>
+          </w:tcPr>
+          <w:p>
+            <w:r>
+              <w:t>11%</w:t>
             </w:r>
           </w:p>
         </w:tc>
@@ -294,7 +1084,7 @@
           </w:tcPr>
           <w:p>
             <w:r>
-              <w:t>迪摩科技有限公司</w:t>
+              <w:t>华成育卓传媒有限公司</w:t>
             </w:r>
           </w:p>
         </w:tc>
@@ -314,17 +1104,17 @@
           </w:tcPr>
           <w:p>
             <w:r>
-              <w:t>776亿</w:t>
-            </w:r>
-          </w:p>
-        </w:tc>
-        <w:tc>
-          <w:tcPr>
-            <w:tcW w:type="dxa" w:w="2160"/>
-          </w:tcPr>
-          <w:p>
-            <w:r>
-              <w:t>29%</w:t>
+              <w:t>162亿</w:t>
+            </w:r>
+          </w:p>
+        </w:tc>
+        <w:tc>
+          <w:tcPr>
+            <w:tcW w:type="dxa" w:w="2160"/>
+          </w:tcPr>
+          <w:p>
+            <w:r>
+              <w:t>22%</w:t>
             </w:r>
           </w:p>
         </w:tc>
@@ -336,27 +1126,27 @@
           </w:tcPr>
           <w:p>
             <w:r>
-              <w:t>华远软件信息有限公司</w:t>
-            </w:r>
-          </w:p>
-        </w:tc>
-        <w:tc>
-          <w:tcPr>
-            <w:tcW w:type="dxa" w:w="2160"/>
-          </w:tcPr>
-          <w:p>
-            <w:r>
-              <w:t>半导体</w:t>
-            </w:r>
-          </w:p>
-        </w:tc>
-        <w:tc>
-          <w:tcPr>
-            <w:tcW w:type="dxa" w:w="2160"/>
-          </w:tcPr>
-          <w:p>
-            <w:r>
-              <w:t>405亿</w:t>
+              <w:t>良诺科技有限公司</w:t>
+            </w:r>
+          </w:p>
+        </w:tc>
+        <w:tc>
+          <w:tcPr>
+            <w:tcW w:type="dxa" w:w="2160"/>
+          </w:tcPr>
+          <w:p>
+            <w:r>
+              <w:t>云计算</w:t>
+            </w:r>
+          </w:p>
+        </w:tc>
+        <w:tc>
+          <w:tcPr>
+            <w:tcW w:type="dxa" w:w="2160"/>
+          </w:tcPr>
+          <w:p>
+            <w:r>
+              <w:t>505亿</w:t>
             </w:r>
           </w:p>
         </w:tc>
@@ -378,7 +1168,7 @@
           </w:tcPr>
           <w:p>
             <w:r>
-              <w:t>和泰科技有限公司</w:t>
+              <w:t>飞利信科技有限公司</w:t>
             </w:r>
           </w:p>
         </w:tc>
@@ -398,17 +1188,17 @@
           </w:tcPr>
           <w:p>
             <w:r>
-              <w:t>520亿</w:t>
-            </w:r>
-          </w:p>
-        </w:tc>
-        <w:tc>
-          <w:tcPr>
-            <w:tcW w:type="dxa" w:w="2160"/>
-          </w:tcPr>
-          <w:p>
-            <w:r>
-              <w:t>22%</w:t>
+              <w:t>247亿</w:t>
+            </w:r>
+          </w:p>
+        </w:tc>
+        <w:tc>
+          <w:tcPr>
+            <w:tcW w:type="dxa" w:w="2160"/>
+          </w:tcPr>
+          <w:p>
+            <w:r>
+              <w:t>10%</w:t>
             </w:r>
           </w:p>
         </w:tc>
@@ -420,37 +1210,37 @@
           </w:tcPr>
           <w:p>
             <w:r>
-              <w:t>昂歌信息科技有限公司</w:t>
-            </w:r>
-          </w:p>
-        </w:tc>
-        <w:tc>
-          <w:tcPr>
-            <w:tcW w:type="dxa" w:w="2160"/>
-          </w:tcPr>
-          <w:p>
-            <w:r>
-              <w:t>消费科技</w:t>
-            </w:r>
-          </w:p>
-        </w:tc>
-        <w:tc>
-          <w:tcPr>
-            <w:tcW w:type="dxa" w:w="2160"/>
-          </w:tcPr>
-          <w:p>
-            <w:r>
-              <w:t>123亿</w:t>
-            </w:r>
-          </w:p>
-        </w:tc>
-        <w:tc>
-          <w:tcPr>
-            <w:tcW w:type="dxa" w:w="2160"/>
-          </w:tcPr>
-          <w:p>
-            <w:r>
-              <w:t>26%</w:t>
+              <w:t>巨奥传媒有限公司</w:t>
+            </w:r>
+          </w:p>
+        </w:tc>
+        <w:tc>
+          <w:tcPr>
+            <w:tcW w:type="dxa" w:w="2160"/>
+          </w:tcPr>
+          <w:p>
+            <w:r>
+              <w:t>人工智能</w:t>
+            </w:r>
+          </w:p>
+        </w:tc>
+        <w:tc>
+          <w:tcPr>
+            <w:tcW w:type="dxa" w:w="2160"/>
+          </w:tcPr>
+          <w:p>
+            <w:r>
+              <w:t>381亿</w:t>
+            </w:r>
+          </w:p>
+        </w:tc>
+        <w:tc>
+          <w:tcPr>
+            <w:tcW w:type="dxa" w:w="2160"/>
+          </w:tcPr>
+          <w:p>
+            <w:r>
+              <w:t>14%</w:t>
             </w:r>
           </w:p>
         </w:tc>
@@ -462,7 +1252,7 @@
           </w:tcPr>
           <w:p>
             <w:r>
-              <w:t>南康网络有限公司</w:t>
+              <w:t>联软科技有限公司</w:t>
             </w:r>
           </w:p>
         </w:tc>
@@ -482,17 +1272,17 @@
           </w:tcPr>
           <w:p>
             <w:r>
-              <w:t>492亿</w:t>
-            </w:r>
-          </w:p>
-        </w:tc>
-        <w:tc>
-          <w:tcPr>
-            <w:tcW w:type="dxa" w:w="2160"/>
-          </w:tcPr>
-          <w:p>
-            <w:r>
-              <w:t>26%</w:t>
+              <w:t>693亿</w:t>
+            </w:r>
+          </w:p>
+        </w:tc>
+        <w:tc>
+          <w:tcPr>
+            <w:tcW w:type="dxa" w:w="2160"/>
+          </w:tcPr>
+          <w:p>
+            <w:r>
+              <w:t>28%</w:t>
             </w:r>
           </w:p>
         </w:tc>
@@ -504,37 +1294,37 @@
           </w:tcPr>
           <w:p>
             <w:r>
-              <w:t>新宇龙信息传媒有限公司</w:t>
-            </w:r>
-          </w:p>
-        </w:tc>
-        <w:tc>
-          <w:tcPr>
-            <w:tcW w:type="dxa" w:w="2160"/>
-          </w:tcPr>
-          <w:p>
-            <w:r>
-              <w:t>机器人</w:t>
-            </w:r>
-          </w:p>
-        </w:tc>
-        <w:tc>
-          <w:tcPr>
-            <w:tcW w:type="dxa" w:w="2160"/>
-          </w:tcPr>
-          <w:p>
-            <w:r>
-              <w:t>391亿</w:t>
-            </w:r>
-          </w:p>
-        </w:tc>
-        <w:tc>
-          <w:tcPr>
-            <w:tcW w:type="dxa" w:w="2160"/>
-          </w:tcPr>
-          <w:p>
-            <w:r>
-              <w:t>18%</w:t>
+              <w:t>华成育卓传媒有限公司</w:t>
+            </w:r>
+          </w:p>
+        </w:tc>
+        <w:tc>
+          <w:tcPr>
+            <w:tcW w:type="dxa" w:w="2160"/>
+          </w:tcPr>
+          <w:p>
+            <w:r>
+              <w:t>人工智能</w:t>
+            </w:r>
+          </w:p>
+        </w:tc>
+        <w:tc>
+          <w:tcPr>
+            <w:tcW w:type="dxa" w:w="2160"/>
+          </w:tcPr>
+          <w:p>
+            <w:r>
+              <w:t>486亿</w:t>
+            </w:r>
+          </w:p>
+        </w:tc>
+        <w:tc>
+          <w:tcPr>
+            <w:tcW w:type="dxa" w:w="2160"/>
+          </w:tcPr>
+          <w:p>
+            <w:r>
+              <w:t>26%</w:t>
             </w:r>
           </w:p>
         </w:tc>
@@ -546,37 +1336,37 @@
           </w:tcPr>
           <w:p>
             <w:r>
-              <w:t>天益信息有限公司</w:t>
-            </w:r>
-          </w:p>
-        </w:tc>
-        <w:tc>
-          <w:tcPr>
-            <w:tcW w:type="dxa" w:w="2160"/>
-          </w:tcPr>
-          <w:p>
-            <w:r>
-              <w:t>云计算</w:t>
-            </w:r>
-          </w:p>
-        </w:tc>
-        <w:tc>
-          <w:tcPr>
-            <w:tcW w:type="dxa" w:w="2160"/>
-          </w:tcPr>
-          <w:p>
-            <w:r>
-              <w:t>332亿</w:t>
-            </w:r>
-          </w:p>
-        </w:tc>
-        <w:tc>
-          <w:tcPr>
-            <w:tcW w:type="dxa" w:w="2160"/>
-          </w:tcPr>
-          <w:p>
-            <w:r>
-              <w:t>25%</w:t>
+              <w:t>恩悌网络有限公司</w:t>
+            </w:r>
+          </w:p>
+        </w:tc>
+        <w:tc>
+          <w:tcPr>
+            <w:tcW w:type="dxa" w:w="2160"/>
+          </w:tcPr>
+          <w:p>
+            <w:r>
+              <w:t>新能源</w:t>
+            </w:r>
+          </w:p>
+        </w:tc>
+        <w:tc>
+          <w:tcPr>
+            <w:tcW w:type="dxa" w:w="2160"/>
+          </w:tcPr>
+          <w:p>
+            <w:r>
+              <w:t>734亿</w:t>
+            </w:r>
+          </w:p>
+        </w:tc>
+        <w:tc>
+          <w:tcPr>
+            <w:tcW w:type="dxa" w:w="2160"/>
+          </w:tcPr>
+          <w:p>
+            <w:r>
+              <w:t>7%</w:t>
             </w:r>
           </w:p>
         </w:tc>
@@ -588,7 +1378,7 @@
           </w:tcPr>
           <w:p>
             <w:r>
-              <w:t>天益信息有限公司</w:t>
+              <w:t>佳禾传媒有限公司</w:t>
             </w:r>
           </w:p>
         </w:tc>
@@ -608,17 +1398,17 @@
           </w:tcPr>
           <w:p>
             <w:r>
-              <w:t>364亿</w:t>
-            </w:r>
-          </w:p>
-        </w:tc>
-        <w:tc>
-          <w:tcPr>
-            <w:tcW w:type="dxa" w:w="2160"/>
-          </w:tcPr>
-          <w:p>
-            <w:r>
-              <w:t>12%</w:t>
+              <w:t>542亿</w:t>
+            </w:r>
+          </w:p>
+        </w:tc>
+        <w:tc>
+          <w:tcPr>
+            <w:tcW w:type="dxa" w:w="2160"/>
+          </w:tcPr>
+          <w:p>
+            <w:r>
+              <w:t>6%</w:t>
             </w:r>
           </w:p>
         </w:tc>
@@ -630,37 +1420,37 @@
           </w:tcPr>
           <w:p>
             <w:r>
-              <w:t>立信电子网络有限公司</w:t>
-            </w:r>
-          </w:p>
-        </w:tc>
-        <w:tc>
-          <w:tcPr>
-            <w:tcW w:type="dxa" w:w="2160"/>
-          </w:tcPr>
-          <w:p>
-            <w:r>
-              <w:t>云计算</w:t>
-            </w:r>
-          </w:p>
-        </w:tc>
-        <w:tc>
-          <w:tcPr>
-            <w:tcW w:type="dxa" w:w="2160"/>
-          </w:tcPr>
-          <w:p>
-            <w:r>
-              <w:t>175亿</w:t>
-            </w:r>
-          </w:p>
-        </w:tc>
-        <w:tc>
-          <w:tcPr>
-            <w:tcW w:type="dxa" w:w="2160"/>
-          </w:tcPr>
-          <w:p>
-            <w:r>
-              <w:t>7%</w:t>
+              <w:t>鑫博腾飞信息有限公司</w:t>
+            </w:r>
+          </w:p>
+        </w:tc>
+        <w:tc>
+          <w:tcPr>
+            <w:tcW w:type="dxa" w:w="2160"/>
+          </w:tcPr>
+          <w:p>
+            <w:r>
+              <w:t>消费科技</w:t>
+            </w:r>
+          </w:p>
+        </w:tc>
+        <w:tc>
+          <w:tcPr>
+            <w:tcW w:type="dxa" w:w="2160"/>
+          </w:tcPr>
+          <w:p>
+            <w:r>
+              <w:t>106亿</w:t>
+            </w:r>
+          </w:p>
+        </w:tc>
+        <w:tc>
+          <w:tcPr>
+            <w:tcW w:type="dxa" w:w="2160"/>
+          </w:tcPr>
+          <w:p>
+            <w:r>
+              <w:t>13%</w:t>
             </w:r>
           </w:p>
         </w:tc>
@@ -672,37 +1462,37 @@
           </w:tcPr>
           <w:p>
             <w:r>
-              <w:t>和泰科技有限公司</w:t>
-            </w:r>
-          </w:p>
-        </w:tc>
-        <w:tc>
-          <w:tcPr>
-            <w:tcW w:type="dxa" w:w="2160"/>
-          </w:tcPr>
-          <w:p>
-            <w:r>
-              <w:t>人工智能</w:t>
-            </w:r>
-          </w:p>
-        </w:tc>
-        <w:tc>
-          <w:tcPr>
-            <w:tcW w:type="dxa" w:w="2160"/>
-          </w:tcPr>
-          <w:p>
-            <w:r>
-              <w:t>393亿</w:t>
-            </w:r>
-          </w:p>
-        </w:tc>
-        <w:tc>
-          <w:tcPr>
-            <w:tcW w:type="dxa" w:w="2160"/>
-          </w:tcPr>
-          <w:p>
-            <w:r>
-              <w:t>16%</w:t>
+              <w:t>雨林木风计算机科技有限公司</w:t>
+            </w:r>
+          </w:p>
+        </w:tc>
+        <w:tc>
+          <w:tcPr>
+            <w:tcW w:type="dxa" w:w="2160"/>
+          </w:tcPr>
+          <w:p>
+            <w:r>
+              <w:t>半导体</w:t>
+            </w:r>
+          </w:p>
+        </w:tc>
+        <w:tc>
+          <w:tcPr>
+            <w:tcW w:type="dxa" w:w="2160"/>
+          </w:tcPr>
+          <w:p>
+            <w:r>
+              <w:t>216亿</w:t>
+            </w:r>
+          </w:p>
+        </w:tc>
+        <w:tc>
+          <w:tcPr>
+            <w:tcW w:type="dxa" w:w="2160"/>
+          </w:tcPr>
+          <w:p>
+            <w:r>
+              <w:t>8%</w:t>
             </w:r>
           </w:p>
         </w:tc>
@@ -714,37 +1504,37 @@
           </w:tcPr>
           <w:p>
             <w:r>
-              <w:t>富罳信息有限公司</w:t>
-            </w:r>
-          </w:p>
-        </w:tc>
-        <w:tc>
-          <w:tcPr>
-            <w:tcW w:type="dxa" w:w="2160"/>
-          </w:tcPr>
-          <w:p>
-            <w:r>
-              <w:t>医疗科技</w:t>
-            </w:r>
-          </w:p>
-        </w:tc>
-        <w:tc>
-          <w:tcPr>
-            <w:tcW w:type="dxa" w:w="2160"/>
-          </w:tcPr>
-          <w:p>
-            <w:r>
-              <w:t>757亿</w:t>
-            </w:r>
-          </w:p>
-        </w:tc>
-        <w:tc>
-          <w:tcPr>
-            <w:tcW w:type="dxa" w:w="2160"/>
-          </w:tcPr>
-          <w:p>
-            <w:r>
-              <w:t>6%</w:t>
+              <w:t>图龙信息传媒有限公司</w:t>
+            </w:r>
+          </w:p>
+        </w:tc>
+        <w:tc>
+          <w:tcPr>
+            <w:tcW w:type="dxa" w:w="2160"/>
+          </w:tcPr>
+          <w:p>
+            <w:r>
+              <w:t>机器人</w:t>
+            </w:r>
+          </w:p>
+        </w:tc>
+        <w:tc>
+          <w:tcPr>
+            <w:tcW w:type="dxa" w:w="2160"/>
+          </w:tcPr>
+          <w:p>
+            <w:r>
+              <w:t>716亿</w:t>
+            </w:r>
+          </w:p>
+        </w:tc>
+        <w:tc>
+          <w:tcPr>
+            <w:tcW w:type="dxa" w:w="2160"/>
+          </w:tcPr>
+          <w:p>
+            <w:r>
+              <w:t>12%</w:t>
             </w:r>
           </w:p>
         </w:tc>
@@ -756,37 +1546,37 @@
           </w:tcPr>
           <w:p>
             <w:r>
-              <w:t>九方网络有限公司</w:t>
-            </w:r>
-          </w:p>
-        </w:tc>
-        <w:tc>
-          <w:tcPr>
-            <w:tcW w:type="dxa" w:w="2160"/>
-          </w:tcPr>
-          <w:p>
-            <w:r>
-              <w:t>新能源</w:t>
-            </w:r>
-          </w:p>
-        </w:tc>
-        <w:tc>
-          <w:tcPr>
-            <w:tcW w:type="dxa" w:w="2160"/>
-          </w:tcPr>
-          <w:p>
-            <w:r>
-              <w:t>762亿</w:t>
-            </w:r>
-          </w:p>
-        </w:tc>
-        <w:tc>
-          <w:tcPr>
-            <w:tcW w:type="dxa" w:w="2160"/>
-          </w:tcPr>
-          <w:p>
-            <w:r>
-              <w:t>14%</w:t>
+              <w:t>华泰通安传媒有限公司</w:t>
+            </w:r>
+          </w:p>
+        </w:tc>
+        <w:tc>
+          <w:tcPr>
+            <w:tcW w:type="dxa" w:w="2160"/>
+          </w:tcPr>
+          <w:p>
+            <w:r>
+              <w:t>消费科技</w:t>
+            </w:r>
+          </w:p>
+        </w:tc>
+        <w:tc>
+          <w:tcPr>
+            <w:tcW w:type="dxa" w:w="2160"/>
+          </w:tcPr>
+          <w:p>
+            <w:r>
+              <w:t>223亿</w:t>
+            </w:r>
+          </w:p>
+        </w:tc>
+        <w:tc>
+          <w:tcPr>
+            <w:tcW w:type="dxa" w:w="2160"/>
+          </w:tcPr>
+          <w:p>
+            <w:r>
+              <w:t>21%</w:t>
             </w:r>
           </w:p>
         </w:tc>
@@ -797,13 +1587,37 @@
         <w:pStyle w:val="Heading1"/>
       </w:pPr>
       <w:r>
-        <w:t>行业分析 2</w:t>
+        <w:t>行业分析 3</w:t>
       </w:r>
     </w:p>
     <w:p>
       <w:r>
         <w:br/>
-        <w:t>风险管理部认为，医疗科技 行业仍然面临若干</w:t>
+        <w:t>天开科技有限公司 是中国 消费科技 行业的重要企业之一。</w:t>
+        <w:br/>
+        <w:t>根据华辰资本 投资委员会 的研究，该公司成立于 2010 年，</w:t>
+        <w:br/>
+        <w:t>目前员工规模约 2726 人。公司近年来持续加大研发投入，</w:t>
+        <w:br/>
+        <w:t>在核心技术方面形成了较强的竞争壁垒。</w:t>
+        <w:br/>
+      </w:r>
+    </w:p>
+    <w:p>
+      <w:r>
+        <w:br/>
+        <w:t>华辰资本旗下的 HC Alpha Growth Fund 在最近的资产配置会议中</w:t>
+        <w:br/>
+        <w:t>讨论了 消费科技 行业的投资机会，并对 鑫博腾飞信息有限公司</w:t>
+        <w:br/>
+        <w:t>进行了重点评估。</w:t>
+        <w:br/>
+      </w:r>
+    </w:p>
+    <w:p>
+      <w:r>
+        <w:br/>
+        <w:t>风险管理部认为，人工智能 行业仍然面临若干</w:t>
         <w:br/>
         <w:t>不确定性因素，包括技术迭代风险、政策变化、</w:t>
         <w:br/>
@@ -814,9 +1628,771 @@
     <w:p>
       <w:r>
         <w:br/>
-        <w:t>根据内部财务模型测算，东方峻景传媒有限公司 在未来三年</w:t>
+        <w:t>创联世纪信息有限公司 是中国 云计算 行业的重要企业之一。</w:t>
         <w:br/>
-        <w:t>收入复合增长率预计可达到 29% 左右。</w:t>
+        <w:t>根据华辰资本 量化研究部 的研究，该公司成立于 2005 年，</w:t>
+        <w:br/>
+        <w:t>目前员工规模约 3637 人。公司近年来持续加大研发投入，</w:t>
+        <w:br/>
+        <w:t>在核心技术方面形成了较强的竞争壁垒。</w:t>
+        <w:br/>
+      </w:r>
+    </w:p>
+    <w:p>
+      <w:r>
+        <w:br/>
+        <w:t>华辰资本旗下的 HC Alpha Growth Fund 在最近的资产配置会议中</w:t>
+        <w:br/>
+        <w:t>讨论了 新能源 行业的投资机会，并对 创汇传媒有限公司</w:t>
+        <w:br/>
+        <w:t>进行了重点评估。</w:t>
+        <w:br/>
+      </w:r>
+    </w:p>
+    <w:p>
+      <w:r>
+        <w:br/>
+        <w:t>从产业链角度看，新能源 行业主要由上游设备厂商、</w:t>
+        <w:br/>
+        <w:t>中游平台企业以及下游应用厂商组成。</w:t>
+        <w:br/>
+        <w:t>恩悌网络有限公司 主要位于产业链的 中游 环节。</w:t>
+        <w:br/>
+      </w:r>
+    </w:p>
+    <w:p>
+      <w:r>
+        <w:br/>
+        <w:t>从产业链角度看，消费科技 行业主要由上游设备厂商、</w:t>
+        <w:br/>
+        <w:t>中游平台企业以及下游应用厂商组成。</w:t>
+        <w:br/>
+        <w:t>联通时科传媒有限公司 主要位于产业链的 下游 环节。</w:t>
+        <w:br/>
+      </w:r>
+    </w:p>
+    <w:p>
+      <w:r>
+        <w:br/>
+        <w:t>佳禾传媒有限公司 是中国 云计算 行业的重要企业之一。</w:t>
+        <w:br/>
+        <w:t>根据华辰资本 资产配置委员会 的研究，该公司成立于 2016 年，</w:t>
+        <w:br/>
+        <w:t>目前员工规模约 3802 人。公司近年来持续加大研发投入，</w:t>
+        <w:br/>
+        <w:t>在核心技术方面形成了较强的竞争壁垒。</w:t>
+        <w:br/>
+      </w:r>
+    </w:p>
+    <w:tbl>
+      <w:tblPr>
+        <w:tblW w:type="auto" w:w="0"/>
+        <w:tblLook w:firstColumn="1" w:firstRow="1" w:lastColumn="0" w:lastRow="0" w:noHBand="0" w:noVBand="1" w:val="04A0"/>
+      </w:tblPr>
+      <w:tblGrid>
+        <w:gridCol w:w="2160"/>
+        <w:gridCol w:w="2160"/>
+        <w:gridCol w:w="2160"/>
+        <w:gridCol w:w="2160"/>
+      </w:tblGrid>
+      <w:tr>
+        <w:tc>
+          <w:tcPr>
+            <w:tcW w:type="dxa" w:w="2160"/>
+          </w:tcPr>
+          <w:p>
+            <w:r>
+              <w:t>公司</w:t>
+            </w:r>
+          </w:p>
+        </w:tc>
+        <w:tc>
+          <w:tcPr>
+            <w:tcW w:type="dxa" w:w="2160"/>
+          </w:tcPr>
+          <w:p>
+            <w:r>
+              <w:t>行业</w:t>
+            </w:r>
+          </w:p>
+        </w:tc>
+        <w:tc>
+          <w:tcPr>
+            <w:tcW w:type="dxa" w:w="2160"/>
+          </w:tcPr>
+          <w:p>
+            <w:r>
+              <w:t>市值</w:t>
+            </w:r>
+          </w:p>
+        </w:tc>
+        <w:tc>
+          <w:tcPr>
+            <w:tcW w:type="dxa" w:w="2160"/>
+          </w:tcPr>
+          <w:p>
+            <w:r>
+              <w:t>增长率</w:t>
+            </w:r>
+          </w:p>
+        </w:tc>
+      </w:tr>
+      <w:tr>
+        <w:tc>
+          <w:tcPr>
+            <w:tcW w:type="dxa" w:w="2160"/>
+          </w:tcPr>
+          <w:p>
+            <w:r>
+              <w:t>昊嘉科技有限公司</w:t>
+            </w:r>
+          </w:p>
+        </w:tc>
+        <w:tc>
+          <w:tcPr>
+            <w:tcW w:type="dxa" w:w="2160"/>
+          </w:tcPr>
+          <w:p>
+            <w:r>
+              <w:t>医疗科技</w:t>
+            </w:r>
+          </w:p>
+        </w:tc>
+        <w:tc>
+          <w:tcPr>
+            <w:tcW w:type="dxa" w:w="2160"/>
+          </w:tcPr>
+          <w:p>
+            <w:r>
+              <w:t>213亿</w:t>
+            </w:r>
+          </w:p>
+        </w:tc>
+        <w:tc>
+          <w:tcPr>
+            <w:tcW w:type="dxa" w:w="2160"/>
+          </w:tcPr>
+          <w:p>
+            <w:r>
+              <w:t>5%</w:t>
+            </w:r>
+          </w:p>
+        </w:tc>
+      </w:tr>
+      <w:tr>
+        <w:tc>
+          <w:tcPr>
+            <w:tcW w:type="dxa" w:w="2160"/>
+          </w:tcPr>
+          <w:p>
+            <w:r>
+              <w:t>华成育卓传媒有限公司</w:t>
+            </w:r>
+          </w:p>
+        </w:tc>
+        <w:tc>
+          <w:tcPr>
+            <w:tcW w:type="dxa" w:w="2160"/>
+          </w:tcPr>
+          <w:p>
+            <w:r>
+              <w:t>人工智能</w:t>
+            </w:r>
+          </w:p>
+        </w:tc>
+        <w:tc>
+          <w:tcPr>
+            <w:tcW w:type="dxa" w:w="2160"/>
+          </w:tcPr>
+          <w:p>
+            <w:r>
+              <w:t>648亿</w:t>
+            </w:r>
+          </w:p>
+        </w:tc>
+        <w:tc>
+          <w:tcPr>
+            <w:tcW w:type="dxa" w:w="2160"/>
+          </w:tcPr>
+          <w:p>
+            <w:r>
+              <w:t>5%</w:t>
+            </w:r>
+          </w:p>
+        </w:tc>
+      </w:tr>
+      <w:tr>
+        <w:tc>
+          <w:tcPr>
+            <w:tcW w:type="dxa" w:w="2160"/>
+          </w:tcPr>
+          <w:p>
+            <w:r>
+              <w:t>良诺科技有限公司</w:t>
+            </w:r>
+          </w:p>
+        </w:tc>
+        <w:tc>
+          <w:tcPr>
+            <w:tcW w:type="dxa" w:w="2160"/>
+          </w:tcPr>
+          <w:p>
+            <w:r>
+              <w:t>云计算</w:t>
+            </w:r>
+          </w:p>
+        </w:tc>
+        <w:tc>
+          <w:tcPr>
+            <w:tcW w:type="dxa" w:w="2160"/>
+          </w:tcPr>
+          <w:p>
+            <w:r>
+              <w:t>413亿</w:t>
+            </w:r>
+          </w:p>
+        </w:tc>
+        <w:tc>
+          <w:tcPr>
+            <w:tcW w:type="dxa" w:w="2160"/>
+          </w:tcPr>
+          <w:p>
+            <w:r>
+              <w:t>21%</w:t>
+            </w:r>
+          </w:p>
+        </w:tc>
+      </w:tr>
+      <w:tr>
+        <w:tc>
+          <w:tcPr>
+            <w:tcW w:type="dxa" w:w="2160"/>
+          </w:tcPr>
+          <w:p>
+            <w:r>
+              <w:t>华泰通安传媒有限公司</w:t>
+            </w:r>
+          </w:p>
+        </w:tc>
+        <w:tc>
+          <w:tcPr>
+            <w:tcW w:type="dxa" w:w="2160"/>
+          </w:tcPr>
+          <w:p>
+            <w:r>
+              <w:t>消费科技</w:t>
+            </w:r>
+          </w:p>
+        </w:tc>
+        <w:tc>
+          <w:tcPr>
+            <w:tcW w:type="dxa" w:w="2160"/>
+          </w:tcPr>
+          <w:p>
+            <w:r>
+              <w:t>354亿</w:t>
+            </w:r>
+          </w:p>
+        </w:tc>
+        <w:tc>
+          <w:tcPr>
+            <w:tcW w:type="dxa" w:w="2160"/>
+          </w:tcPr>
+          <w:p>
+            <w:r>
+              <w:t>30%</w:t>
+            </w:r>
+          </w:p>
+        </w:tc>
+      </w:tr>
+      <w:tr>
+        <w:tc>
+          <w:tcPr>
+            <w:tcW w:type="dxa" w:w="2160"/>
+          </w:tcPr>
+          <w:p>
+            <w:r>
+              <w:t>巨奥传媒有限公司</w:t>
+            </w:r>
+          </w:p>
+        </w:tc>
+        <w:tc>
+          <w:tcPr>
+            <w:tcW w:type="dxa" w:w="2160"/>
+          </w:tcPr>
+          <w:p>
+            <w:r>
+              <w:t>人工智能</w:t>
+            </w:r>
+          </w:p>
+        </w:tc>
+        <w:tc>
+          <w:tcPr>
+            <w:tcW w:type="dxa" w:w="2160"/>
+          </w:tcPr>
+          <w:p>
+            <w:r>
+              <w:t>482亿</w:t>
+            </w:r>
+          </w:p>
+        </w:tc>
+        <w:tc>
+          <w:tcPr>
+            <w:tcW w:type="dxa" w:w="2160"/>
+          </w:tcPr>
+          <w:p>
+            <w:r>
+              <w:t>6%</w:t>
+            </w:r>
+          </w:p>
+        </w:tc>
+      </w:tr>
+      <w:tr>
+        <w:tc>
+          <w:tcPr>
+            <w:tcW w:type="dxa" w:w="2160"/>
+          </w:tcPr>
+          <w:p>
+            <w:r>
+              <w:t>华泰通安传媒有限公司</w:t>
+            </w:r>
+          </w:p>
+        </w:tc>
+        <w:tc>
+          <w:tcPr>
+            <w:tcW w:type="dxa" w:w="2160"/>
+          </w:tcPr>
+          <w:p>
+            <w:r>
+              <w:t>消费科技</w:t>
+            </w:r>
+          </w:p>
+        </w:tc>
+        <w:tc>
+          <w:tcPr>
+            <w:tcW w:type="dxa" w:w="2160"/>
+          </w:tcPr>
+          <w:p>
+            <w:r>
+              <w:t>438亿</w:t>
+            </w:r>
+          </w:p>
+        </w:tc>
+        <w:tc>
+          <w:tcPr>
+            <w:tcW w:type="dxa" w:w="2160"/>
+          </w:tcPr>
+          <w:p>
+            <w:r>
+              <w:t>21%</w:t>
+            </w:r>
+          </w:p>
+        </w:tc>
+      </w:tr>
+      <w:tr>
+        <w:tc>
+          <w:tcPr>
+            <w:tcW w:type="dxa" w:w="2160"/>
+          </w:tcPr>
+          <w:p>
+            <w:r>
+              <w:t>通际名联网络有限公司</w:t>
+            </w:r>
+          </w:p>
+        </w:tc>
+        <w:tc>
+          <w:tcPr>
+            <w:tcW w:type="dxa" w:w="2160"/>
+          </w:tcPr>
+          <w:p>
+            <w:r>
+              <w:t>机器人</w:t>
+            </w:r>
+          </w:p>
+        </w:tc>
+        <w:tc>
+          <w:tcPr>
+            <w:tcW w:type="dxa" w:w="2160"/>
+          </w:tcPr>
+          <w:p>
+            <w:r>
+              <w:t>409亿</w:t>
+            </w:r>
+          </w:p>
+        </w:tc>
+        <w:tc>
+          <w:tcPr>
+            <w:tcW w:type="dxa" w:w="2160"/>
+          </w:tcPr>
+          <w:p>
+            <w:r>
+              <w:t>29%</w:t>
+            </w:r>
+          </w:p>
+        </w:tc>
+      </w:tr>
+      <w:tr>
+        <w:tc>
+          <w:tcPr>
+            <w:tcW w:type="dxa" w:w="2160"/>
+          </w:tcPr>
+          <w:p>
+            <w:r>
+              <w:t>信诚致远网络有限公司</w:t>
+            </w:r>
+          </w:p>
+        </w:tc>
+        <w:tc>
+          <w:tcPr>
+            <w:tcW w:type="dxa" w:w="2160"/>
+          </w:tcPr>
+          <w:p>
+            <w:r>
+              <w:t>半导体</w:t>
+            </w:r>
+          </w:p>
+        </w:tc>
+        <w:tc>
+          <w:tcPr>
+            <w:tcW w:type="dxa" w:w="2160"/>
+          </w:tcPr>
+          <w:p>
+            <w:r>
+              <w:t>496亿</w:t>
+            </w:r>
+          </w:p>
+        </w:tc>
+        <w:tc>
+          <w:tcPr>
+            <w:tcW w:type="dxa" w:w="2160"/>
+          </w:tcPr>
+          <w:p>
+            <w:r>
+              <w:t>11%</w:t>
+            </w:r>
+          </w:p>
+        </w:tc>
+      </w:tr>
+      <w:tr>
+        <w:tc>
+          <w:tcPr>
+            <w:tcW w:type="dxa" w:w="2160"/>
+          </w:tcPr>
+          <w:p>
+            <w:r>
+              <w:t>明腾传媒有限公司</w:t>
+            </w:r>
+          </w:p>
+        </w:tc>
+        <w:tc>
+          <w:tcPr>
+            <w:tcW w:type="dxa" w:w="2160"/>
+          </w:tcPr>
+          <w:p>
+            <w:r>
+              <w:t>人工智能</w:t>
+            </w:r>
+          </w:p>
+        </w:tc>
+        <w:tc>
+          <w:tcPr>
+            <w:tcW w:type="dxa" w:w="2160"/>
+          </w:tcPr>
+          <w:p>
+            <w:r>
+              <w:t>795亿</w:t>
+            </w:r>
+          </w:p>
+        </w:tc>
+        <w:tc>
+          <w:tcPr>
+            <w:tcW w:type="dxa" w:w="2160"/>
+          </w:tcPr>
+          <w:p>
+            <w:r>
+              <w:t>13%</w:t>
+            </w:r>
+          </w:p>
+        </w:tc>
+      </w:tr>
+      <w:tr>
+        <w:tc>
+          <w:tcPr>
+            <w:tcW w:type="dxa" w:w="2160"/>
+          </w:tcPr>
+          <w:p>
+            <w:r>
+              <w:t>巨奥传媒有限公司</w:t>
+            </w:r>
+          </w:p>
+        </w:tc>
+        <w:tc>
+          <w:tcPr>
+            <w:tcW w:type="dxa" w:w="2160"/>
+          </w:tcPr>
+          <w:p>
+            <w:r>
+              <w:t>人工智能</w:t>
+            </w:r>
+          </w:p>
+        </w:tc>
+        <w:tc>
+          <w:tcPr>
+            <w:tcW w:type="dxa" w:w="2160"/>
+          </w:tcPr>
+          <w:p>
+            <w:r>
+              <w:t>425亿</w:t>
+            </w:r>
+          </w:p>
+        </w:tc>
+        <w:tc>
+          <w:tcPr>
+            <w:tcW w:type="dxa" w:w="2160"/>
+          </w:tcPr>
+          <w:p>
+            <w:r>
+              <w:t>30%</w:t>
+            </w:r>
+          </w:p>
+        </w:tc>
+      </w:tr>
+      <w:tr>
+        <w:tc>
+          <w:tcPr>
+            <w:tcW w:type="dxa" w:w="2160"/>
+          </w:tcPr>
+          <w:p>
+            <w:r>
+              <w:t>天开科技有限公司</w:t>
+            </w:r>
+          </w:p>
+        </w:tc>
+        <w:tc>
+          <w:tcPr>
+            <w:tcW w:type="dxa" w:w="2160"/>
+          </w:tcPr>
+          <w:p>
+            <w:r>
+              <w:t>消费科技</w:t>
+            </w:r>
+          </w:p>
+        </w:tc>
+        <w:tc>
+          <w:tcPr>
+            <w:tcW w:type="dxa" w:w="2160"/>
+          </w:tcPr>
+          <w:p>
+            <w:r>
+              <w:t>114亿</w:t>
+            </w:r>
+          </w:p>
+        </w:tc>
+        <w:tc>
+          <w:tcPr>
+            <w:tcW w:type="dxa" w:w="2160"/>
+          </w:tcPr>
+          <w:p>
+            <w:r>
+              <w:t>7%</w:t>
+            </w:r>
+          </w:p>
+        </w:tc>
+      </w:tr>
+      <w:tr>
+        <w:tc>
+          <w:tcPr>
+            <w:tcW w:type="dxa" w:w="2160"/>
+          </w:tcPr>
+          <w:p>
+            <w:r>
+              <w:t>方正科技信息有限公司</w:t>
+            </w:r>
+          </w:p>
+        </w:tc>
+        <w:tc>
+          <w:tcPr>
+            <w:tcW w:type="dxa" w:w="2160"/>
+          </w:tcPr>
+          <w:p>
+            <w:r>
+              <w:t>消费科技</w:t>
+            </w:r>
+          </w:p>
+        </w:tc>
+        <w:tc>
+          <w:tcPr>
+            <w:tcW w:type="dxa" w:w="2160"/>
+          </w:tcPr>
+          <w:p>
+            <w:r>
+              <w:t>571亿</w:t>
+            </w:r>
+          </w:p>
+        </w:tc>
+        <w:tc>
+          <w:tcPr>
+            <w:tcW w:type="dxa" w:w="2160"/>
+          </w:tcPr>
+          <w:p>
+            <w:r>
+              <w:t>19%</w:t>
+            </w:r>
+          </w:p>
+        </w:tc>
+      </w:tr>
+      <w:tr>
+        <w:tc>
+          <w:tcPr>
+            <w:tcW w:type="dxa" w:w="2160"/>
+          </w:tcPr>
+          <w:p>
+            <w:r>
+              <w:t>九方传媒有限公司</w:t>
+            </w:r>
+          </w:p>
+        </w:tc>
+        <w:tc>
+          <w:tcPr>
+            <w:tcW w:type="dxa" w:w="2160"/>
+          </w:tcPr>
+          <w:p>
+            <w:r>
+              <w:t>医疗科技</w:t>
+            </w:r>
+          </w:p>
+        </w:tc>
+        <w:tc>
+          <w:tcPr>
+            <w:tcW w:type="dxa" w:w="2160"/>
+          </w:tcPr>
+          <w:p>
+            <w:r>
+              <w:t>305亿</w:t>
+            </w:r>
+          </w:p>
+        </w:tc>
+        <w:tc>
+          <w:tcPr>
+            <w:tcW w:type="dxa" w:w="2160"/>
+          </w:tcPr>
+          <w:p>
+            <w:r>
+              <w:t>29%</w:t>
+            </w:r>
+          </w:p>
+        </w:tc>
+      </w:tr>
+      <w:tr>
+        <w:tc>
+          <w:tcPr>
+            <w:tcW w:type="dxa" w:w="2160"/>
+          </w:tcPr>
+          <w:p>
+            <w:r>
+              <w:t>飞海科技传媒有限公司</w:t>
+            </w:r>
+          </w:p>
+        </w:tc>
+        <w:tc>
+          <w:tcPr>
+            <w:tcW w:type="dxa" w:w="2160"/>
+          </w:tcPr>
+          <w:p>
+            <w:r>
+              <w:t>消费科技</w:t>
+            </w:r>
+          </w:p>
+        </w:tc>
+        <w:tc>
+          <w:tcPr>
+            <w:tcW w:type="dxa" w:w="2160"/>
+          </w:tcPr>
+          <w:p>
+            <w:r>
+              <w:t>374亿</w:t>
+            </w:r>
+          </w:p>
+        </w:tc>
+        <w:tc>
+          <w:tcPr>
+            <w:tcW w:type="dxa" w:w="2160"/>
+          </w:tcPr>
+          <w:p>
+            <w:r>
+              <w:t>25%</w:t>
+            </w:r>
+          </w:p>
+        </w:tc>
+      </w:tr>
+      <w:tr>
+        <w:tc>
+          <w:tcPr>
+            <w:tcW w:type="dxa" w:w="2160"/>
+          </w:tcPr>
+          <w:p>
+            <w:r>
+              <w:t>信诚致远科技有限公司</w:t>
+            </w:r>
+          </w:p>
+        </w:tc>
+        <w:tc>
+          <w:tcPr>
+            <w:tcW w:type="dxa" w:w="2160"/>
+          </w:tcPr>
+          <w:p>
+            <w:r>
+              <w:t>云计算</w:t>
+            </w:r>
+          </w:p>
+        </w:tc>
+        <w:tc>
+          <w:tcPr>
+            <w:tcW w:type="dxa" w:w="2160"/>
+          </w:tcPr>
+          <w:p>
+            <w:r>
+              <w:t>719亿</w:t>
+            </w:r>
+          </w:p>
+        </w:tc>
+        <w:tc>
+          <w:tcPr>
+            <w:tcW w:type="dxa" w:w="2160"/>
+          </w:tcPr>
+          <w:p>
+            <w:r>
+              <w:t>22%</w:t>
+            </w:r>
+          </w:p>
+        </w:tc>
+      </w:tr>
+    </w:tbl>
+    <w:p>
+      <w:pPr>
+        <w:pStyle w:val="Heading1"/>
+      </w:pPr>
+      <w:r>
+        <w:t>行业分析 4</w:t>
+      </w:r>
+    </w:p>
+    <w:p>
+      <w:r>
+        <w:br/>
+        <w:t>华辰资本旗下的 HC Alpha Growth Fund 在最近的资产配置会议中</w:t>
+        <w:br/>
+        <w:t>讨论了 人工智能 行业的投资机会，并对 通际名联科技有限公司</w:t>
+        <w:br/>
+        <w:t>进行了重点评估。</w:t>
+        <w:br/>
+      </w:r>
+    </w:p>
+    <w:p>
+      <w:r>
+        <w:br/>
+        <w:t>根据内部财务模型测算，良诺科技有限公司 在未来三年</w:t>
+        <w:br/>
+        <w:t>收入复合增长率预计可达到 12% 左右。</w:t>
         <w:br/>
         <w:t>该预测基于行业需求增长以及公司产能扩张计划。</w:t>
         <w:br/>
@@ -825,18 +2401,18 @@
     <w:p>
       <w:r>
         <w:br/>
-        <w:t>根据内部财务模型测算，浦华众城科技有限公司 在未来三年</w:t>
+        <w:t>从产业链角度看，云计算 行业主要由上游设备厂商、</w:t>
         <w:br/>
-        <w:t>收入复合增长率预计可达到 33% 左右。</w:t>
+        <w:t>中游平台企业以及下游应用厂商组成。</w:t>
         <w:br/>
-        <w:t>该预测基于行业需求增长以及公司产能扩张计划。</w:t>
+        <w:t>艾提科信科技有限公司 主要位于产业链的 中游 环节。</w:t>
         <w:br/>
       </w:r>
     </w:p>
     <w:p>
       <w:r>
         <w:br/>
-        <w:t>风险管理部认为，机器人 行业仍然面临若干</w:t>
+        <w:t>风险管理部认为，半导体 行业仍然面临若干</w:t>
         <w:br/>
         <w:t>不确定性因素，包括技术迭代风险、政策变化、</w:t>
         <w:br/>
@@ -858,7 +2434,18 @@
     <w:p>
       <w:r>
         <w:br/>
-        <w:t>风险管理部认为，消费科技 行业仍然面临若干</w:t>
+        <w:t>华辰资本旗下的 HC Energy Transition Fund 在最近的资产配置会议中</w:t>
+        <w:br/>
+        <w:t>讨论了 人工智能 行业的投资机会，并对 巨奥传媒有限公司</w:t>
+        <w:br/>
+        <w:t>进行了重点评估。</w:t>
+        <w:br/>
+      </w:r>
+    </w:p>
+    <w:p>
+      <w:r>
+        <w:br/>
+        <w:t>风险管理部认为，人工智能 行业仍然面临若干</w:t>
         <w:br/>
         <w:t>不确定性因素，包括技术迭代风险、政策变化、</w:t>
         <w:br/>
@@ -869,22 +2456,9 @@
     <w:p>
       <w:r>
         <w:br/>
-        <w:t>兰金电子网络有限公司 是中国 消费科技 行业的重要企业之一。</w:t>
+        <w:t>根据内部财务模型测算，九方传媒有限公司 在未来三年</w:t>
         <w:br/>
-        <w:t>根据华辰资本 风险管理部 的研究，该公司成立于 2006 年，</w:t>
-        <w:br/>
-        <w:t>目前员工规模约 4629 人。公司近年来持续加大研发投入，</w:t>
-        <w:br/>
-        <w:t>在核心技术方面形成了较强的竞争壁垒。</w:t>
-        <w:br/>
-      </w:r>
-    </w:p>
-    <w:p>
-      <w:r>
-        <w:br/>
-        <w:t>根据内部财务模型测算，东方峻景传媒有限公司 在未来三年</w:t>
-        <w:br/>
-        <w:t>收入复合增长率预计可达到 30% 左右。</w:t>
+        <w:t>收入复合增长率预计可达到 10% 左右。</w:t>
         <w:br/>
         <w:t>该预测基于行业需求增长以及公司产能扩张计划。</w:t>
         <w:br/>
@@ -950,7 +2524,7 @@
           </w:tcPr>
           <w:p>
             <w:r>
-              <w:t>浦华众城信息有限公司</w:t>
+              <w:t>信诚致远科技有限公司</w:t>
             </w:r>
           </w:p>
         </w:tc>
@@ -970,17 +2544,17 @@
           </w:tcPr>
           <w:p>
             <w:r>
-              <w:t>265亿</w:t>
-            </w:r>
-          </w:p>
-        </w:tc>
-        <w:tc>
-          <w:tcPr>
-            <w:tcW w:type="dxa" w:w="2160"/>
-          </w:tcPr>
-          <w:p>
-            <w:r>
-              <w:t>9%</w:t>
+              <w:t>245亿</w:t>
+            </w:r>
+          </w:p>
+        </w:tc>
+        <w:tc>
+          <w:tcPr>
+            <w:tcW w:type="dxa" w:w="2160"/>
+          </w:tcPr>
+          <w:p>
+            <w:r>
+              <w:t>8%</w:t>
             </w:r>
           </w:p>
         </w:tc>
@@ -992,37 +2566,37 @@
           </w:tcPr>
           <w:p>
             <w:r>
-              <w:t>国讯网络有限公司</w:t>
-            </w:r>
-          </w:p>
-        </w:tc>
-        <w:tc>
-          <w:tcPr>
-            <w:tcW w:type="dxa" w:w="2160"/>
-          </w:tcPr>
-          <w:p>
-            <w:r>
-              <w:t>云计算</w:t>
-            </w:r>
-          </w:p>
-        </w:tc>
-        <w:tc>
-          <w:tcPr>
-            <w:tcW w:type="dxa" w:w="2160"/>
-          </w:tcPr>
-          <w:p>
-            <w:r>
-              <w:t>333亿</w:t>
-            </w:r>
-          </w:p>
-        </w:tc>
-        <w:tc>
-          <w:tcPr>
-            <w:tcW w:type="dxa" w:w="2160"/>
-          </w:tcPr>
-          <w:p>
-            <w:r>
-              <w:t>5%</w:t>
+              <w:t>方正科技信息有限公司</w:t>
+            </w:r>
+          </w:p>
+        </w:tc>
+        <w:tc>
+          <w:tcPr>
+            <w:tcW w:type="dxa" w:w="2160"/>
+          </w:tcPr>
+          <w:p>
+            <w:r>
+              <w:t>消费科技</w:t>
+            </w:r>
+          </w:p>
+        </w:tc>
+        <w:tc>
+          <w:tcPr>
+            <w:tcW w:type="dxa" w:w="2160"/>
+          </w:tcPr>
+          <w:p>
+            <w:r>
+              <w:t>282亿</w:t>
+            </w:r>
+          </w:p>
+        </w:tc>
+        <w:tc>
+          <w:tcPr>
+            <w:tcW w:type="dxa" w:w="2160"/>
+          </w:tcPr>
+          <w:p>
+            <w:r>
+              <w:t>15%</w:t>
             </w:r>
           </w:p>
         </w:tc>
@@ -1034,37 +2608,37 @@
           </w:tcPr>
           <w:p>
             <w:r>
-              <w:t>艾提科信科技有限公司</w:t>
-            </w:r>
-          </w:p>
-        </w:tc>
-        <w:tc>
-          <w:tcPr>
-            <w:tcW w:type="dxa" w:w="2160"/>
-          </w:tcPr>
-          <w:p>
-            <w:r>
-              <w:t>机器人</w:t>
-            </w:r>
-          </w:p>
-        </w:tc>
-        <w:tc>
-          <w:tcPr>
-            <w:tcW w:type="dxa" w:w="2160"/>
-          </w:tcPr>
-          <w:p>
-            <w:r>
-              <w:t>104亿</w:t>
-            </w:r>
-          </w:p>
-        </w:tc>
-        <w:tc>
-          <w:tcPr>
-            <w:tcW w:type="dxa" w:w="2160"/>
-          </w:tcPr>
-          <w:p>
-            <w:r>
-              <w:t>6%</w:t>
+              <w:t>恩悌网络有限公司</w:t>
+            </w:r>
+          </w:p>
+        </w:tc>
+        <w:tc>
+          <w:tcPr>
+            <w:tcW w:type="dxa" w:w="2160"/>
+          </w:tcPr>
+          <w:p>
+            <w:r>
+              <w:t>新能源</w:t>
+            </w:r>
+          </w:p>
+        </w:tc>
+        <w:tc>
+          <w:tcPr>
+            <w:tcW w:type="dxa" w:w="2160"/>
+          </w:tcPr>
+          <w:p>
+            <w:r>
+              <w:t>595亿</w:t>
+            </w:r>
+          </w:p>
+        </w:tc>
+        <w:tc>
+          <w:tcPr>
+            <w:tcW w:type="dxa" w:w="2160"/>
+          </w:tcPr>
+          <w:p>
+            <w:r>
+              <w:t>30%</w:t>
             </w:r>
           </w:p>
         </w:tc>
@@ -1076,7 +2650,7 @@
           </w:tcPr>
           <w:p>
             <w:r>
-              <w:t>鸿睿思博信息有限公司</w:t>
+              <w:t>精芯信息有限公司</w:t>
             </w:r>
           </w:p>
         </w:tc>
@@ -1096,17 +2670,17 @@
           </w:tcPr>
           <w:p>
             <w:r>
-              <w:t>759亿</w:t>
-            </w:r>
-          </w:p>
-        </w:tc>
-        <w:tc>
-          <w:tcPr>
-            <w:tcW w:type="dxa" w:w="2160"/>
-          </w:tcPr>
-          <w:p>
-            <w:r>
-              <w:t>9%</w:t>
+              <w:t>780亿</w:t>
+            </w:r>
+          </w:p>
+        </w:tc>
+        <w:tc>
+          <w:tcPr>
+            <w:tcW w:type="dxa" w:w="2160"/>
+          </w:tcPr>
+          <w:p>
+            <w:r>
+              <w:t>19%</w:t>
             </w:r>
           </w:p>
         </w:tc>
@@ -1118,37 +2692,37 @@
           </w:tcPr>
           <w:p>
             <w:r>
-              <w:t>万迅电脑网络有限公司</w:t>
-            </w:r>
-          </w:p>
-        </w:tc>
-        <w:tc>
-          <w:tcPr>
-            <w:tcW w:type="dxa" w:w="2160"/>
-          </w:tcPr>
-          <w:p>
-            <w:r>
-              <w:t>半导体</w:t>
-            </w:r>
-          </w:p>
-        </w:tc>
-        <w:tc>
-          <w:tcPr>
-            <w:tcW w:type="dxa" w:w="2160"/>
-          </w:tcPr>
-          <w:p>
-            <w:r>
-              <w:t>213亿</w:t>
-            </w:r>
-          </w:p>
-        </w:tc>
-        <w:tc>
-          <w:tcPr>
-            <w:tcW w:type="dxa" w:w="2160"/>
-          </w:tcPr>
-          <w:p>
-            <w:r>
-              <w:t>30%</w:t>
+              <w:t>通际名联科技有限公司</w:t>
+            </w:r>
+          </w:p>
+        </w:tc>
+        <w:tc>
+          <w:tcPr>
+            <w:tcW w:type="dxa" w:w="2160"/>
+          </w:tcPr>
+          <w:p>
+            <w:r>
+              <w:t>人工智能</w:t>
+            </w:r>
+          </w:p>
+        </w:tc>
+        <w:tc>
+          <w:tcPr>
+            <w:tcW w:type="dxa" w:w="2160"/>
+          </w:tcPr>
+          <w:p>
+            <w:r>
+              <w:t>345亿</w:t>
+            </w:r>
+          </w:p>
+        </w:tc>
+        <w:tc>
+          <w:tcPr>
+            <w:tcW w:type="dxa" w:w="2160"/>
+          </w:tcPr>
+          <w:p>
+            <w:r>
+              <w:t>6%</w:t>
             </w:r>
           </w:p>
         </w:tc>
@@ -1160,37 +2734,37 @@
           </w:tcPr>
           <w:p>
             <w:r>
-              <w:t>飞利信科技有限公司</w:t>
-            </w:r>
-          </w:p>
-        </w:tc>
-        <w:tc>
-          <w:tcPr>
-            <w:tcW w:type="dxa" w:w="2160"/>
-          </w:tcPr>
-          <w:p>
-            <w:r>
-              <w:t>新能源</w:t>
-            </w:r>
-          </w:p>
-        </w:tc>
-        <w:tc>
-          <w:tcPr>
-            <w:tcW w:type="dxa" w:w="2160"/>
-          </w:tcPr>
-          <w:p>
-            <w:r>
-              <w:t>779亿</w:t>
-            </w:r>
-          </w:p>
-        </w:tc>
-        <w:tc>
-          <w:tcPr>
-            <w:tcW w:type="dxa" w:w="2160"/>
-          </w:tcPr>
-          <w:p>
-            <w:r>
-              <w:t>14%</w:t>
+              <w:t>华泰通安网络有限公司</w:t>
+            </w:r>
+          </w:p>
+        </w:tc>
+        <w:tc>
+          <w:tcPr>
+            <w:tcW w:type="dxa" w:w="2160"/>
+          </w:tcPr>
+          <w:p>
+            <w:r>
+              <w:t>半导体</w:t>
+            </w:r>
+          </w:p>
+        </w:tc>
+        <w:tc>
+          <w:tcPr>
+            <w:tcW w:type="dxa" w:w="2160"/>
+          </w:tcPr>
+          <w:p>
+            <w:r>
+              <w:t>785亿</w:t>
+            </w:r>
+          </w:p>
+        </w:tc>
+        <w:tc>
+          <w:tcPr>
+            <w:tcW w:type="dxa" w:w="2160"/>
+          </w:tcPr>
+          <w:p>
+            <w:r>
+              <w:t>11%</w:t>
             </w:r>
           </w:p>
         </w:tc>
@@ -1202,37 +2776,37 @@
           </w:tcPr>
           <w:p>
             <w:r>
-              <w:t>东方峻景传媒有限公司</w:t>
-            </w:r>
-          </w:p>
-        </w:tc>
-        <w:tc>
-          <w:tcPr>
-            <w:tcW w:type="dxa" w:w="2160"/>
-          </w:tcPr>
-          <w:p>
-            <w:r>
-              <w:t>新能源</w:t>
-            </w:r>
-          </w:p>
-        </w:tc>
-        <w:tc>
-          <w:tcPr>
-            <w:tcW w:type="dxa" w:w="2160"/>
-          </w:tcPr>
-          <w:p>
-            <w:r>
-              <w:t>773亿</w:t>
-            </w:r>
-          </w:p>
-        </w:tc>
-        <w:tc>
-          <w:tcPr>
-            <w:tcW w:type="dxa" w:w="2160"/>
-          </w:tcPr>
-          <w:p>
-            <w:r>
-              <w:t>10%</w:t>
+              <w:t>华泰通安传媒有限公司</w:t>
+            </w:r>
+          </w:p>
+        </w:tc>
+        <w:tc>
+          <w:tcPr>
+            <w:tcW w:type="dxa" w:w="2160"/>
+          </w:tcPr>
+          <w:p>
+            <w:r>
+              <w:t>消费科技</w:t>
+            </w:r>
+          </w:p>
+        </w:tc>
+        <w:tc>
+          <w:tcPr>
+            <w:tcW w:type="dxa" w:w="2160"/>
+          </w:tcPr>
+          <w:p>
+            <w:r>
+              <w:t>222亿</w:t>
+            </w:r>
+          </w:p>
+        </w:tc>
+        <w:tc>
+          <w:tcPr>
+            <w:tcW w:type="dxa" w:w="2160"/>
+          </w:tcPr>
+          <w:p>
+            <w:r>
+              <w:t>19%</w:t>
             </w:r>
           </w:p>
         </w:tc>
@@ -1244,37 +2818,37 @@
           </w:tcPr>
           <w:p>
             <w:r>
-              <w:t>九方信息有限公司</w:t>
-            </w:r>
-          </w:p>
-        </w:tc>
-        <w:tc>
-          <w:tcPr>
-            <w:tcW w:type="dxa" w:w="2160"/>
-          </w:tcPr>
-          <w:p>
-            <w:r>
-              <w:t>新能源</w:t>
-            </w:r>
-          </w:p>
-        </w:tc>
-        <w:tc>
-          <w:tcPr>
-            <w:tcW w:type="dxa" w:w="2160"/>
-          </w:tcPr>
-          <w:p>
-            <w:r>
-              <w:t>132亿</w:t>
-            </w:r>
-          </w:p>
-        </w:tc>
-        <w:tc>
-          <w:tcPr>
-            <w:tcW w:type="dxa" w:w="2160"/>
-          </w:tcPr>
-          <w:p>
-            <w:r>
-              <w:t>9%</w:t>
+              <w:t>方正科技信息有限公司</w:t>
+            </w:r>
+          </w:p>
+        </w:tc>
+        <w:tc>
+          <w:tcPr>
+            <w:tcW w:type="dxa" w:w="2160"/>
+          </w:tcPr>
+          <w:p>
+            <w:r>
+              <w:t>消费科技</w:t>
+            </w:r>
+          </w:p>
+        </w:tc>
+        <w:tc>
+          <w:tcPr>
+            <w:tcW w:type="dxa" w:w="2160"/>
+          </w:tcPr>
+          <w:p>
+            <w:r>
+              <w:t>575亿</w:t>
+            </w:r>
+          </w:p>
+        </w:tc>
+        <w:tc>
+          <w:tcPr>
+            <w:tcW w:type="dxa" w:w="2160"/>
+          </w:tcPr>
+          <w:p>
+            <w:r>
+              <w:t>22%</w:t>
             </w:r>
           </w:p>
         </w:tc>
@@ -1286,37 +2860,37 @@
           </w:tcPr>
           <w:p>
             <w:r>
-              <w:t>昂歌信息科技有限公司</w:t>
-            </w:r>
-          </w:p>
-        </w:tc>
-        <w:tc>
-          <w:tcPr>
-            <w:tcW w:type="dxa" w:w="2160"/>
-          </w:tcPr>
-          <w:p>
-            <w:r>
-              <w:t>消费科技</w:t>
-            </w:r>
-          </w:p>
-        </w:tc>
-        <w:tc>
-          <w:tcPr>
-            <w:tcW w:type="dxa" w:w="2160"/>
-          </w:tcPr>
-          <w:p>
-            <w:r>
-              <w:t>258亿</w:t>
-            </w:r>
-          </w:p>
-        </w:tc>
-        <w:tc>
-          <w:tcPr>
-            <w:tcW w:type="dxa" w:w="2160"/>
-          </w:tcPr>
-          <w:p>
-            <w:r>
-              <w:t>12%</w:t>
+              <w:t>中建创业科技有限公司</w:t>
+            </w:r>
+          </w:p>
+        </w:tc>
+        <w:tc>
+          <w:tcPr>
+            <w:tcW w:type="dxa" w:w="2160"/>
+          </w:tcPr>
+          <w:p>
+            <w:r>
+              <w:t>半导体</w:t>
+            </w:r>
+          </w:p>
+        </w:tc>
+        <w:tc>
+          <w:tcPr>
+            <w:tcW w:type="dxa" w:w="2160"/>
+          </w:tcPr>
+          <w:p>
+            <w:r>
+              <w:t>311亿</w:t>
+            </w:r>
+          </w:p>
+        </w:tc>
+        <w:tc>
+          <w:tcPr>
+            <w:tcW w:type="dxa" w:w="2160"/>
+          </w:tcPr>
+          <w:p>
+            <w:r>
+              <w:t>14%</w:t>
             </w:r>
           </w:p>
         </w:tc>
@@ -1328,37 +2902,37 @@
           </w:tcPr>
           <w:p>
             <w:r>
-              <w:t>雨林木风计算机科技有限公司</w:t>
-            </w:r>
-          </w:p>
-        </w:tc>
-        <w:tc>
-          <w:tcPr>
-            <w:tcW w:type="dxa" w:w="2160"/>
-          </w:tcPr>
-          <w:p>
-            <w:r>
-              <w:t>人工智能</w:t>
-            </w:r>
-          </w:p>
-        </w:tc>
-        <w:tc>
-          <w:tcPr>
-            <w:tcW w:type="dxa" w:w="2160"/>
-          </w:tcPr>
-          <w:p>
-            <w:r>
-              <w:t>646亿</w:t>
-            </w:r>
-          </w:p>
-        </w:tc>
-        <w:tc>
-          <w:tcPr>
-            <w:tcW w:type="dxa" w:w="2160"/>
-          </w:tcPr>
-          <w:p>
-            <w:r>
-              <w:t>20%</w:t>
+              <w:t>方正科技信息有限公司</w:t>
+            </w:r>
+          </w:p>
+        </w:tc>
+        <w:tc>
+          <w:tcPr>
+            <w:tcW w:type="dxa" w:w="2160"/>
+          </w:tcPr>
+          <w:p>
+            <w:r>
+              <w:t>消费科技</w:t>
+            </w:r>
+          </w:p>
+        </w:tc>
+        <w:tc>
+          <w:tcPr>
+            <w:tcW w:type="dxa" w:w="2160"/>
+          </w:tcPr>
+          <w:p>
+            <w:r>
+              <w:t>485亿</w:t>
+            </w:r>
+          </w:p>
+        </w:tc>
+        <w:tc>
+          <w:tcPr>
+            <w:tcW w:type="dxa" w:w="2160"/>
+          </w:tcPr>
+          <w:p>
+            <w:r>
+              <w:t>14%</w:t>
             </w:r>
           </w:p>
         </w:tc>
@@ -1370,37 +2944,37 @@
           </w:tcPr>
           <w:p>
             <w:r>
-              <w:t>创亿网络有限公司</w:t>
-            </w:r>
-          </w:p>
-        </w:tc>
-        <w:tc>
-          <w:tcPr>
-            <w:tcW w:type="dxa" w:w="2160"/>
-          </w:tcPr>
-          <w:p>
-            <w:r>
-              <w:t>云计算</w:t>
-            </w:r>
-          </w:p>
-        </w:tc>
-        <w:tc>
-          <w:tcPr>
-            <w:tcW w:type="dxa" w:w="2160"/>
-          </w:tcPr>
-          <w:p>
-            <w:r>
-              <w:t>649亿</w:t>
-            </w:r>
-          </w:p>
-        </w:tc>
-        <w:tc>
-          <w:tcPr>
-            <w:tcW w:type="dxa" w:w="2160"/>
-          </w:tcPr>
-          <w:p>
-            <w:r>
-              <w:t>14%</w:t>
+              <w:t>巨奥传媒有限公司</w:t>
+            </w:r>
+          </w:p>
+        </w:tc>
+        <w:tc>
+          <w:tcPr>
+            <w:tcW w:type="dxa" w:w="2160"/>
+          </w:tcPr>
+          <w:p>
+            <w:r>
+              <w:t>人工智能</w:t>
+            </w:r>
+          </w:p>
+        </w:tc>
+        <w:tc>
+          <w:tcPr>
+            <w:tcW w:type="dxa" w:w="2160"/>
+          </w:tcPr>
+          <w:p>
+            <w:r>
+              <w:t>456亿</w:t>
+            </w:r>
+          </w:p>
+        </w:tc>
+        <w:tc>
+          <w:tcPr>
+            <w:tcW w:type="dxa" w:w="2160"/>
+          </w:tcPr>
+          <w:p>
+            <w:r>
+              <w:t>27%</w:t>
             </w:r>
           </w:p>
         </w:tc>
@@ -1412,37 +2986,37 @@
           </w:tcPr>
           <w:p>
             <w:r>
-              <w:t>银嘉信息有限公司</w:t>
-            </w:r>
-          </w:p>
-        </w:tc>
-        <w:tc>
-          <w:tcPr>
-            <w:tcW w:type="dxa" w:w="2160"/>
-          </w:tcPr>
-          <w:p>
-            <w:r>
-              <w:t>消费科技</w:t>
-            </w:r>
-          </w:p>
-        </w:tc>
-        <w:tc>
-          <w:tcPr>
-            <w:tcW w:type="dxa" w:w="2160"/>
-          </w:tcPr>
-          <w:p>
-            <w:r>
-              <w:t>709亿</w:t>
-            </w:r>
-          </w:p>
-        </w:tc>
-        <w:tc>
-          <w:tcPr>
-            <w:tcW w:type="dxa" w:w="2160"/>
-          </w:tcPr>
-          <w:p>
-            <w:r>
-              <w:t>18%</w:t>
+              <w:t>信诚致远科技有限公司</w:t>
+            </w:r>
+          </w:p>
+        </w:tc>
+        <w:tc>
+          <w:tcPr>
+            <w:tcW w:type="dxa" w:w="2160"/>
+          </w:tcPr>
+          <w:p>
+            <w:r>
+              <w:t>云计算</w:t>
+            </w:r>
+          </w:p>
+        </w:tc>
+        <w:tc>
+          <w:tcPr>
+            <w:tcW w:type="dxa" w:w="2160"/>
+          </w:tcPr>
+          <w:p>
+            <w:r>
+              <w:t>781亿</w:t>
+            </w:r>
+          </w:p>
+        </w:tc>
+        <w:tc>
+          <w:tcPr>
+            <w:tcW w:type="dxa" w:w="2160"/>
+          </w:tcPr>
+          <w:p>
+            <w:r>
+              <w:t>10%</w:t>
             </w:r>
           </w:p>
         </w:tc>
@@ -1454,37 +3028,37 @@
           </w:tcPr>
           <w:p>
             <w:r>
-              <w:t>新宇龙信息传媒有限公司</w:t>
-            </w:r>
-          </w:p>
-        </w:tc>
-        <w:tc>
-          <w:tcPr>
-            <w:tcW w:type="dxa" w:w="2160"/>
-          </w:tcPr>
-          <w:p>
-            <w:r>
-              <w:t>机器人</w:t>
-            </w:r>
-          </w:p>
-        </w:tc>
-        <w:tc>
-          <w:tcPr>
-            <w:tcW w:type="dxa" w:w="2160"/>
-          </w:tcPr>
-          <w:p>
-            <w:r>
-              <w:t>323亿</w:t>
-            </w:r>
-          </w:p>
-        </w:tc>
-        <w:tc>
-          <w:tcPr>
-            <w:tcW w:type="dxa" w:w="2160"/>
-          </w:tcPr>
-          <w:p>
-            <w:r>
-              <w:t>22%</w:t>
+              <w:t>迪摩信息有限公司</w:t>
+            </w:r>
+          </w:p>
+        </w:tc>
+        <w:tc>
+          <w:tcPr>
+            <w:tcW w:type="dxa" w:w="2160"/>
+          </w:tcPr>
+          <w:p>
+            <w:r>
+              <w:t>医疗科技</w:t>
+            </w:r>
+          </w:p>
+        </w:tc>
+        <w:tc>
+          <w:tcPr>
+            <w:tcW w:type="dxa" w:w="2160"/>
+          </w:tcPr>
+          <w:p>
+            <w:r>
+              <w:t>669亿</w:t>
+            </w:r>
+          </w:p>
+        </w:tc>
+        <w:tc>
+          <w:tcPr>
+            <w:tcW w:type="dxa" w:w="2160"/>
+          </w:tcPr>
+          <w:p>
+            <w:r>
+              <w:t>8%</w:t>
             </w:r>
           </w:p>
         </w:tc>
@@ -1496,37 +3070,37 @@
           </w:tcPr>
           <w:p>
             <w:r>
-              <w:t>飞利信科技有限公司</w:t>
-            </w:r>
-          </w:p>
-        </w:tc>
-        <w:tc>
-          <w:tcPr>
-            <w:tcW w:type="dxa" w:w="2160"/>
-          </w:tcPr>
-          <w:p>
-            <w:r>
-              <w:t>新能源</w:t>
-            </w:r>
-          </w:p>
-        </w:tc>
-        <w:tc>
-          <w:tcPr>
-            <w:tcW w:type="dxa" w:w="2160"/>
-          </w:tcPr>
-          <w:p>
-            <w:r>
-              <w:t>144亿</w:t>
-            </w:r>
-          </w:p>
-        </w:tc>
-        <w:tc>
-          <w:tcPr>
-            <w:tcW w:type="dxa" w:w="2160"/>
-          </w:tcPr>
-          <w:p>
-            <w:r>
-              <w:t>6%</w:t>
+              <w:t>中建创业科技有限公司</w:t>
+            </w:r>
+          </w:p>
+        </w:tc>
+        <w:tc>
+          <w:tcPr>
+            <w:tcW w:type="dxa" w:w="2160"/>
+          </w:tcPr>
+          <w:p>
+            <w:r>
+              <w:t>半导体</w:t>
+            </w:r>
+          </w:p>
+        </w:tc>
+        <w:tc>
+          <w:tcPr>
+            <w:tcW w:type="dxa" w:w="2160"/>
+          </w:tcPr>
+          <w:p>
+            <w:r>
+              <w:t>377亿</w:t>
+            </w:r>
+          </w:p>
+        </w:tc>
+        <w:tc>
+          <w:tcPr>
+            <w:tcW w:type="dxa" w:w="2160"/>
+          </w:tcPr>
+          <w:p>
+            <w:r>
+              <w:t>20%</w:t>
             </w:r>
           </w:p>
         </w:tc>
@@ -1538,37 +3112,37 @@
           </w:tcPr>
           <w:p>
             <w:r>
-              <w:t>天益信息有限公司</w:t>
-            </w:r>
-          </w:p>
-        </w:tc>
-        <w:tc>
-          <w:tcPr>
-            <w:tcW w:type="dxa" w:w="2160"/>
-          </w:tcPr>
-          <w:p>
-            <w:r>
-              <w:t>云计算</w:t>
-            </w:r>
-          </w:p>
-        </w:tc>
-        <w:tc>
-          <w:tcPr>
-            <w:tcW w:type="dxa" w:w="2160"/>
-          </w:tcPr>
-          <w:p>
-            <w:r>
-              <w:t>417亿</w:t>
-            </w:r>
-          </w:p>
-        </w:tc>
-        <w:tc>
-          <w:tcPr>
-            <w:tcW w:type="dxa" w:w="2160"/>
-          </w:tcPr>
-          <w:p>
-            <w:r>
-              <w:t>20%</w:t>
+              <w:t>方正科技信息有限公司</w:t>
+            </w:r>
+          </w:p>
+        </w:tc>
+        <w:tc>
+          <w:tcPr>
+            <w:tcW w:type="dxa" w:w="2160"/>
+          </w:tcPr>
+          <w:p>
+            <w:r>
+              <w:t>消费科技</w:t>
+            </w:r>
+          </w:p>
+        </w:tc>
+        <w:tc>
+          <w:tcPr>
+            <w:tcW w:type="dxa" w:w="2160"/>
+          </w:tcPr>
+          <w:p>
+            <w:r>
+              <w:t>492亿</w:t>
+            </w:r>
+          </w:p>
+        </w:tc>
+        <w:tc>
+          <w:tcPr>
+            <w:tcW w:type="dxa" w:w="2160"/>
+          </w:tcPr>
+          <w:p>
+            <w:r>
+              <w:t>28%</w:t>
             </w:r>
           </w:p>
         </w:tc>
@@ -1579,65 +3153,17 @@
         <w:pStyle w:val="Heading1"/>
       </w:pPr>
       <w:r>
-        <w:t>行业分析 3</w:t>
+        <w:t>行业分析 5</w:t>
       </w:r>
     </w:p>
     <w:p>
       <w:r>
         <w:br/>
-        <w:t>从产业链角度看，云计算 行业主要由上游设备厂商、</w:t>
+        <w:t>风险管理部认为，消费科技 行业仍然面临若干</w:t>
         <w:br/>
-        <w:t>中游平台企业以及下游应用厂商组成。</w:t>
+        <w:t>不确定性因素，包括技术迭代风险、政策变化、</w:t>
         <w:br/>
-        <w:t>精芯科技有限公司 主要位于产业链的 下游 环节。</w:t>
-        <w:br/>
-      </w:r>
-    </w:p>
-    <w:p>
-      <w:r>
-        <w:br/>
-        <w:t>从产业链角度看，半导体 行业主要由上游设备厂商、</w:t>
-        <w:br/>
-        <w:t>中游平台企业以及下游应用厂商组成。</w:t>
-        <w:br/>
-        <w:t>天益科技有限公司 主要位于产业链的 上游 环节。</w:t>
-        <w:br/>
-      </w:r>
-    </w:p>
-    <w:p>
-      <w:r>
-        <w:br/>
-        <w:t>天益信息有限公司 是中国 云计算 行业的重要企业之一。</w:t>
-        <w:br/>
-        <w:t>根据华辰资本 投资策略部 的研究，该公司成立于 2015 年，</w:t>
-        <w:br/>
-        <w:t>目前员工规模约 6900 人。公司近年来持续加大研发投入，</w:t>
-        <w:br/>
-        <w:t>在核心技术方面形成了较强的竞争壁垒。</w:t>
-        <w:br/>
-      </w:r>
-    </w:p>
-    <w:p>
-      <w:r>
-        <w:br/>
-        <w:t>根据内部财务模型测算，九方网络有限公司 在未来三年</w:t>
-        <w:br/>
-        <w:t>收入复合增长率预计可达到 10% 左右。</w:t>
-        <w:br/>
-        <w:t>该预测基于行业需求增长以及公司产能扩张计划。</w:t>
-        <w:br/>
-      </w:r>
-    </w:p>
-    <w:p>
-      <w:r>
-        <w:br/>
-        <w:t>国讯网络有限公司 是中国 云计算 行业的重要企业之一。</w:t>
-        <w:br/>
-        <w:t>根据华辰资本 量化研究部 的研究，该公司成立于 2016 年，</w:t>
-        <w:br/>
-        <w:t>目前员工规模约 6348 人。公司近年来持续加大研发投入，</w:t>
-        <w:br/>
-        <w:t>在核心技术方面形成了较强的竞争壁垒。</w:t>
+        <w:t>以及市场竞争加剧等问题。</w:t>
         <w:br/>
       </w:r>
     </w:p>
@@ -1655,1555 +3181,11 @@
     <w:p>
       <w:r>
         <w:br/>
-        <w:t>从产业链角度看，医疗科技 行业主要由上游设备厂商、</w:t>
+        <w:t>根据内部财务模型测算，鑫博腾飞信息有限公司 在未来三年</w:t>
         <w:br/>
-        <w:t>中游平台企业以及下游应用厂商组成。</w:t>
-        <w:br/>
-        <w:t>雨林木风计算机网络有限公司 主要位于产业链的 上游 环节。</w:t>
-        <w:br/>
-      </w:r>
-    </w:p>
-    <w:p>
-      <w:r>
-        <w:br/>
-        <w:t>根据内部财务模型测算，精芯信息有限公司 在未来三年</w:t>
-        <w:br/>
-        <w:t>收入复合增长率预计可达到 34% 左右。</w:t>
+        <w:t>收入复合增长率预计可达到 23% 左右。</w:t>
         <w:br/>
         <w:t>该预测基于行业需求增长以及公司产能扩张计划。</w:t>
-        <w:br/>
-      </w:r>
-    </w:p>
-    <w:tbl>
-      <w:tblPr>
-        <w:tblW w:type="auto" w:w="0"/>
-        <w:tblLook w:firstColumn="1" w:firstRow="1" w:lastColumn="0" w:lastRow="0" w:noHBand="0" w:noVBand="1" w:val="04A0"/>
-      </w:tblPr>
-      <w:tblGrid>
-        <w:gridCol w:w="2160"/>
-        <w:gridCol w:w="2160"/>
-        <w:gridCol w:w="2160"/>
-        <w:gridCol w:w="2160"/>
-      </w:tblGrid>
-      <w:tr>
-        <w:tc>
-          <w:tcPr>
-            <w:tcW w:type="dxa" w:w="2160"/>
-          </w:tcPr>
-          <w:p>
-            <w:r>
-              <w:t>公司</w:t>
-            </w:r>
-          </w:p>
-        </w:tc>
-        <w:tc>
-          <w:tcPr>
-            <w:tcW w:type="dxa" w:w="2160"/>
-          </w:tcPr>
-          <w:p>
-            <w:r>
-              <w:t>行业</w:t>
-            </w:r>
-          </w:p>
-        </w:tc>
-        <w:tc>
-          <w:tcPr>
-            <w:tcW w:type="dxa" w:w="2160"/>
-          </w:tcPr>
-          <w:p>
-            <w:r>
-              <w:t>市值</w:t>
-            </w:r>
-          </w:p>
-        </w:tc>
-        <w:tc>
-          <w:tcPr>
-            <w:tcW w:type="dxa" w:w="2160"/>
-          </w:tcPr>
-          <w:p>
-            <w:r>
-              <w:t>增长率</w:t>
-            </w:r>
-          </w:p>
-        </w:tc>
-      </w:tr>
-      <w:tr>
-        <w:tc>
-          <w:tcPr>
-            <w:tcW w:type="dxa" w:w="2160"/>
-          </w:tcPr>
-          <w:p>
-            <w:r>
-              <w:t>创汇传媒有限公司</w:t>
-            </w:r>
-          </w:p>
-        </w:tc>
-        <w:tc>
-          <w:tcPr>
-            <w:tcW w:type="dxa" w:w="2160"/>
-          </w:tcPr>
-          <w:p>
-            <w:r>
-              <w:t>新能源</w:t>
-            </w:r>
-          </w:p>
-        </w:tc>
-        <w:tc>
-          <w:tcPr>
-            <w:tcW w:type="dxa" w:w="2160"/>
-          </w:tcPr>
-          <w:p>
-            <w:r>
-              <w:t>252亿</w:t>
-            </w:r>
-          </w:p>
-        </w:tc>
-        <w:tc>
-          <w:tcPr>
-            <w:tcW w:type="dxa" w:w="2160"/>
-          </w:tcPr>
-          <w:p>
-            <w:r>
-              <w:t>10%</w:t>
-            </w:r>
-          </w:p>
-        </w:tc>
-      </w:tr>
-      <w:tr>
-        <w:tc>
-          <w:tcPr>
-            <w:tcW w:type="dxa" w:w="2160"/>
-          </w:tcPr>
-          <w:p>
-            <w:r>
-              <w:t>国讯网络有限公司</w:t>
-            </w:r>
-          </w:p>
-        </w:tc>
-        <w:tc>
-          <w:tcPr>
-            <w:tcW w:type="dxa" w:w="2160"/>
-          </w:tcPr>
-          <w:p>
-            <w:r>
-              <w:t>云计算</w:t>
-            </w:r>
-          </w:p>
-        </w:tc>
-        <w:tc>
-          <w:tcPr>
-            <w:tcW w:type="dxa" w:w="2160"/>
-          </w:tcPr>
-          <w:p>
-            <w:r>
-              <w:t>708亿</w:t>
-            </w:r>
-          </w:p>
-        </w:tc>
-        <w:tc>
-          <w:tcPr>
-            <w:tcW w:type="dxa" w:w="2160"/>
-          </w:tcPr>
-          <w:p>
-            <w:r>
-              <w:t>11%</w:t>
-            </w:r>
-          </w:p>
-        </w:tc>
-      </w:tr>
-      <w:tr>
-        <w:tc>
-          <w:tcPr>
-            <w:tcW w:type="dxa" w:w="2160"/>
-          </w:tcPr>
-          <w:p>
-            <w:r>
-              <w:t>济南亿次元网络有限公司</w:t>
-            </w:r>
-          </w:p>
-        </w:tc>
-        <w:tc>
-          <w:tcPr>
-            <w:tcW w:type="dxa" w:w="2160"/>
-          </w:tcPr>
-          <w:p>
-            <w:r>
-              <w:t>机器人</w:t>
-            </w:r>
-          </w:p>
-        </w:tc>
-        <w:tc>
-          <w:tcPr>
-            <w:tcW w:type="dxa" w:w="2160"/>
-          </w:tcPr>
-          <w:p>
-            <w:r>
-              <w:t>773亿</w:t>
-            </w:r>
-          </w:p>
-        </w:tc>
-        <w:tc>
-          <w:tcPr>
-            <w:tcW w:type="dxa" w:w="2160"/>
-          </w:tcPr>
-          <w:p>
-            <w:r>
-              <w:t>5%</w:t>
-            </w:r>
-          </w:p>
-        </w:tc>
-      </w:tr>
-      <w:tr>
-        <w:tc>
-          <w:tcPr>
-            <w:tcW w:type="dxa" w:w="2160"/>
-          </w:tcPr>
-          <w:p>
-            <w:r>
-              <w:t>创汇传媒有限公司</w:t>
-            </w:r>
-          </w:p>
-        </w:tc>
-        <w:tc>
-          <w:tcPr>
-            <w:tcW w:type="dxa" w:w="2160"/>
-          </w:tcPr>
-          <w:p>
-            <w:r>
-              <w:t>新能源</w:t>
-            </w:r>
-          </w:p>
-        </w:tc>
-        <w:tc>
-          <w:tcPr>
-            <w:tcW w:type="dxa" w:w="2160"/>
-          </w:tcPr>
-          <w:p>
-            <w:r>
-              <w:t>634亿</w:t>
-            </w:r>
-          </w:p>
-        </w:tc>
-        <w:tc>
-          <w:tcPr>
-            <w:tcW w:type="dxa" w:w="2160"/>
-          </w:tcPr>
-          <w:p>
-            <w:r>
-              <w:t>13%</w:t>
-            </w:r>
-          </w:p>
-        </w:tc>
-      </w:tr>
-      <w:tr>
-        <w:tc>
-          <w:tcPr>
-            <w:tcW w:type="dxa" w:w="2160"/>
-          </w:tcPr>
-          <w:p>
-            <w:r>
-              <w:t>东方峻景传媒有限公司</w:t>
-            </w:r>
-          </w:p>
-        </w:tc>
-        <w:tc>
-          <w:tcPr>
-            <w:tcW w:type="dxa" w:w="2160"/>
-          </w:tcPr>
-          <w:p>
-            <w:r>
-              <w:t>新能源</w:t>
-            </w:r>
-          </w:p>
-        </w:tc>
-        <w:tc>
-          <w:tcPr>
-            <w:tcW w:type="dxa" w:w="2160"/>
-          </w:tcPr>
-          <w:p>
-            <w:r>
-              <w:t>719亿</w:t>
-            </w:r>
-          </w:p>
-        </w:tc>
-        <w:tc>
-          <w:tcPr>
-            <w:tcW w:type="dxa" w:w="2160"/>
-          </w:tcPr>
-          <w:p>
-            <w:r>
-              <w:t>30%</w:t>
-            </w:r>
-          </w:p>
-        </w:tc>
-      </w:tr>
-      <w:tr>
-        <w:tc>
-          <w:tcPr>
-            <w:tcW w:type="dxa" w:w="2160"/>
-          </w:tcPr>
-          <w:p>
-            <w:r>
-              <w:t>飞利信科技有限公司</w:t>
-            </w:r>
-          </w:p>
-        </w:tc>
-        <w:tc>
-          <w:tcPr>
-            <w:tcW w:type="dxa" w:w="2160"/>
-          </w:tcPr>
-          <w:p>
-            <w:r>
-              <w:t>新能源</w:t>
-            </w:r>
-          </w:p>
-        </w:tc>
-        <w:tc>
-          <w:tcPr>
-            <w:tcW w:type="dxa" w:w="2160"/>
-          </w:tcPr>
-          <w:p>
-            <w:r>
-              <w:t>375亿</w:t>
-            </w:r>
-          </w:p>
-        </w:tc>
-        <w:tc>
-          <w:tcPr>
-            <w:tcW w:type="dxa" w:w="2160"/>
-          </w:tcPr>
-          <w:p>
-            <w:r>
-              <w:t>19%</w:t>
-            </w:r>
-          </w:p>
-        </w:tc>
-      </w:tr>
-      <w:tr>
-        <w:tc>
-          <w:tcPr>
-            <w:tcW w:type="dxa" w:w="2160"/>
-          </w:tcPr>
-          <w:p>
-            <w:r>
-              <w:t>新宇龙信息传媒有限公司</w:t>
-            </w:r>
-          </w:p>
-        </w:tc>
-        <w:tc>
-          <w:tcPr>
-            <w:tcW w:type="dxa" w:w="2160"/>
-          </w:tcPr>
-          <w:p>
-            <w:r>
-              <w:t>机器人</w:t>
-            </w:r>
-          </w:p>
-        </w:tc>
-        <w:tc>
-          <w:tcPr>
-            <w:tcW w:type="dxa" w:w="2160"/>
-          </w:tcPr>
-          <w:p>
-            <w:r>
-              <w:t>644亿</w:t>
-            </w:r>
-          </w:p>
-        </w:tc>
-        <w:tc>
-          <w:tcPr>
-            <w:tcW w:type="dxa" w:w="2160"/>
-          </w:tcPr>
-          <w:p>
-            <w:r>
-              <w:t>17%</w:t>
-            </w:r>
-          </w:p>
-        </w:tc>
-      </w:tr>
-      <w:tr>
-        <w:tc>
-          <w:tcPr>
-            <w:tcW w:type="dxa" w:w="2160"/>
-          </w:tcPr>
-          <w:p>
-            <w:r>
-              <w:t>快讯网络有限公司</w:t>
-            </w:r>
-          </w:p>
-        </w:tc>
-        <w:tc>
-          <w:tcPr>
-            <w:tcW w:type="dxa" w:w="2160"/>
-          </w:tcPr>
-          <w:p>
-            <w:r>
-              <w:t>新能源</w:t>
-            </w:r>
-          </w:p>
-        </w:tc>
-        <w:tc>
-          <w:tcPr>
-            <w:tcW w:type="dxa" w:w="2160"/>
-          </w:tcPr>
-          <w:p>
-            <w:r>
-              <w:t>335亿</w:t>
-            </w:r>
-          </w:p>
-        </w:tc>
-        <w:tc>
-          <w:tcPr>
-            <w:tcW w:type="dxa" w:w="2160"/>
-          </w:tcPr>
-          <w:p>
-            <w:r>
-              <w:t>5%</w:t>
-            </w:r>
-          </w:p>
-        </w:tc>
-      </w:tr>
-      <w:tr>
-        <w:tc>
-          <w:tcPr>
-            <w:tcW w:type="dxa" w:w="2160"/>
-          </w:tcPr>
-          <w:p>
-            <w:r>
-              <w:t>凌云网络有限公司</w:t>
-            </w:r>
-          </w:p>
-        </w:tc>
-        <w:tc>
-          <w:tcPr>
-            <w:tcW w:type="dxa" w:w="2160"/>
-          </w:tcPr>
-          <w:p>
-            <w:r>
-              <w:t>医疗科技</w:t>
-            </w:r>
-          </w:p>
-        </w:tc>
-        <w:tc>
-          <w:tcPr>
-            <w:tcW w:type="dxa" w:w="2160"/>
-          </w:tcPr>
-          <w:p>
-            <w:r>
-              <w:t>781亿</w:t>
-            </w:r>
-          </w:p>
-        </w:tc>
-        <w:tc>
-          <w:tcPr>
-            <w:tcW w:type="dxa" w:w="2160"/>
-          </w:tcPr>
-          <w:p>
-            <w:r>
-              <w:t>11%</w:t>
-            </w:r>
-          </w:p>
-        </w:tc>
-      </w:tr>
-      <w:tr>
-        <w:tc>
-          <w:tcPr>
-            <w:tcW w:type="dxa" w:w="2160"/>
-          </w:tcPr>
-          <w:p>
-            <w:r>
-              <w:t>佳禾科技有限公司</w:t>
-            </w:r>
-          </w:p>
-        </w:tc>
-        <w:tc>
-          <w:tcPr>
-            <w:tcW w:type="dxa" w:w="2160"/>
-          </w:tcPr>
-          <w:p>
-            <w:r>
-              <w:t>半导体</w:t>
-            </w:r>
-          </w:p>
-        </w:tc>
-        <w:tc>
-          <w:tcPr>
-            <w:tcW w:type="dxa" w:w="2160"/>
-          </w:tcPr>
-          <w:p>
-            <w:r>
-              <w:t>483亿</w:t>
-            </w:r>
-          </w:p>
-        </w:tc>
-        <w:tc>
-          <w:tcPr>
-            <w:tcW w:type="dxa" w:w="2160"/>
-          </w:tcPr>
-          <w:p>
-            <w:r>
-              <w:t>28%</w:t>
-            </w:r>
-          </w:p>
-        </w:tc>
-      </w:tr>
-      <w:tr>
-        <w:tc>
-          <w:tcPr>
-            <w:tcW w:type="dxa" w:w="2160"/>
-          </w:tcPr>
-          <w:p>
-            <w:r>
-              <w:t>九方网络有限公司</w:t>
-            </w:r>
-          </w:p>
-        </w:tc>
-        <w:tc>
-          <w:tcPr>
-            <w:tcW w:type="dxa" w:w="2160"/>
-          </w:tcPr>
-          <w:p>
-            <w:r>
-              <w:t>新能源</w:t>
-            </w:r>
-          </w:p>
-        </w:tc>
-        <w:tc>
-          <w:tcPr>
-            <w:tcW w:type="dxa" w:w="2160"/>
-          </w:tcPr>
-          <w:p>
-            <w:r>
-              <w:t>111亿</w:t>
-            </w:r>
-          </w:p>
-        </w:tc>
-        <w:tc>
-          <w:tcPr>
-            <w:tcW w:type="dxa" w:w="2160"/>
-          </w:tcPr>
-          <w:p>
-            <w:r>
-              <w:t>7%</w:t>
-            </w:r>
-          </w:p>
-        </w:tc>
-      </w:tr>
-      <w:tr>
-        <w:tc>
-          <w:tcPr>
-            <w:tcW w:type="dxa" w:w="2160"/>
-          </w:tcPr>
-          <w:p>
-            <w:r>
-              <w:t>艾提科信科技有限公司</w:t>
-            </w:r>
-          </w:p>
-        </w:tc>
-        <w:tc>
-          <w:tcPr>
-            <w:tcW w:type="dxa" w:w="2160"/>
-          </w:tcPr>
-          <w:p>
-            <w:r>
-              <w:t>机器人</w:t>
-            </w:r>
-          </w:p>
-        </w:tc>
-        <w:tc>
-          <w:tcPr>
-            <w:tcW w:type="dxa" w:w="2160"/>
-          </w:tcPr>
-          <w:p>
-            <w:r>
-              <w:t>123亿</w:t>
-            </w:r>
-          </w:p>
-        </w:tc>
-        <w:tc>
-          <w:tcPr>
-            <w:tcW w:type="dxa" w:w="2160"/>
-          </w:tcPr>
-          <w:p>
-            <w:r>
-              <w:t>7%</w:t>
-            </w:r>
-          </w:p>
-        </w:tc>
-      </w:tr>
-      <w:tr>
-        <w:tc>
-          <w:tcPr>
-            <w:tcW w:type="dxa" w:w="2160"/>
-          </w:tcPr>
-          <w:p>
-            <w:r>
-              <w:t>昂歌信息科技有限公司</w:t>
-            </w:r>
-          </w:p>
-        </w:tc>
-        <w:tc>
-          <w:tcPr>
-            <w:tcW w:type="dxa" w:w="2160"/>
-          </w:tcPr>
-          <w:p>
-            <w:r>
-              <w:t>消费科技</w:t>
-            </w:r>
-          </w:p>
-        </w:tc>
-        <w:tc>
-          <w:tcPr>
-            <w:tcW w:type="dxa" w:w="2160"/>
-          </w:tcPr>
-          <w:p>
-            <w:r>
-              <w:t>107亿</w:t>
-            </w:r>
-          </w:p>
-        </w:tc>
-        <w:tc>
-          <w:tcPr>
-            <w:tcW w:type="dxa" w:w="2160"/>
-          </w:tcPr>
-          <w:p>
-            <w:r>
-              <w:t>8%</w:t>
-            </w:r>
-          </w:p>
-        </w:tc>
-      </w:tr>
-      <w:tr>
-        <w:tc>
-          <w:tcPr>
-            <w:tcW w:type="dxa" w:w="2160"/>
-          </w:tcPr>
-          <w:p>
-            <w:r>
-              <w:t>快讯网络有限公司</w:t>
-            </w:r>
-          </w:p>
-        </w:tc>
-        <w:tc>
-          <w:tcPr>
-            <w:tcW w:type="dxa" w:w="2160"/>
-          </w:tcPr>
-          <w:p>
-            <w:r>
-              <w:t>新能源</w:t>
-            </w:r>
-          </w:p>
-        </w:tc>
-        <w:tc>
-          <w:tcPr>
-            <w:tcW w:type="dxa" w:w="2160"/>
-          </w:tcPr>
-          <w:p>
-            <w:r>
-              <w:t>712亿</w:t>
-            </w:r>
-          </w:p>
-        </w:tc>
-        <w:tc>
-          <w:tcPr>
-            <w:tcW w:type="dxa" w:w="2160"/>
-          </w:tcPr>
-          <w:p>
-            <w:r>
-              <w:t>24%</w:t>
-            </w:r>
-          </w:p>
-        </w:tc>
-      </w:tr>
-      <w:tr>
-        <w:tc>
-          <w:tcPr>
-            <w:tcW w:type="dxa" w:w="2160"/>
-          </w:tcPr>
-          <w:p>
-            <w:r>
-              <w:t>迪摩科技有限公司</w:t>
-            </w:r>
-          </w:p>
-        </w:tc>
-        <w:tc>
-          <w:tcPr>
-            <w:tcW w:type="dxa" w:w="2160"/>
-          </w:tcPr>
-          <w:p>
-            <w:r>
-              <w:t>人工智能</w:t>
-            </w:r>
-          </w:p>
-        </w:tc>
-        <w:tc>
-          <w:tcPr>
-            <w:tcW w:type="dxa" w:w="2160"/>
-          </w:tcPr>
-          <w:p>
-            <w:r>
-              <w:t>354亿</w:t>
-            </w:r>
-          </w:p>
-        </w:tc>
-        <w:tc>
-          <w:tcPr>
-            <w:tcW w:type="dxa" w:w="2160"/>
-          </w:tcPr>
-          <w:p>
-            <w:r>
-              <w:t>12%</w:t>
-            </w:r>
-          </w:p>
-        </w:tc>
-      </w:tr>
-    </w:tbl>
-    <w:p>
-      <w:pPr>
-        <w:pStyle w:val="Heading1"/>
-      </w:pPr>
-      <w:r>
-        <w:t>行业分析 4</w:t>
-      </w:r>
-    </w:p>
-    <w:p>
-      <w:r>
-        <w:br/>
-        <w:t>从产业链角度看，消费科技 行业主要由上游设备厂商、</w:t>
-        <w:br/>
-        <w:t>中游平台企业以及下游应用厂商组成。</w:t>
-        <w:br/>
-        <w:t>昂歌信息科技有限公司 主要位于产业链的 下游 环节。</w:t>
-        <w:br/>
-      </w:r>
-    </w:p>
-    <w:p>
-      <w:r>
-        <w:br/>
-        <w:t>华辰资本旗下的 HC AI Innovation Fund 在最近的资产配置会议中</w:t>
-        <w:br/>
-        <w:t>讨论了 人工智能 行业的投资机会，并对 雨林木风计算机科技有限公司</w:t>
-        <w:br/>
-        <w:t>进行了重点评估。</w:t>
-        <w:br/>
-      </w:r>
-    </w:p>
-    <w:p>
-      <w:r>
-        <w:br/>
-        <w:t>鸿睿思博网络有限公司 是中国 新能源 行业的重要企业之一。</w:t>
-        <w:br/>
-        <w:t>根据华辰资本 量化研究部 的研究，该公司成立于 2015 年，</w:t>
-        <w:br/>
-        <w:t>目前员工规模约 1240 人。公司近年来持续加大研发投入，</w:t>
-        <w:br/>
-        <w:t>在核心技术方面形成了较强的竞争壁垒。</w:t>
-        <w:br/>
-      </w:r>
-    </w:p>
-    <w:p>
-      <w:r>
-        <w:br/>
-        <w:t>创联世纪科技有限公司 是中国 医疗科技 行业的重要企业之一。</w:t>
-        <w:br/>
-        <w:t>根据华辰资本 投资委员会 的研究，该公司成立于 2008 年，</w:t>
-        <w:br/>
-        <w:t>目前员工规模约 3688 人。公司近年来持续加大研发投入，</w:t>
-        <w:br/>
-        <w:t>在核心技术方面形成了较强的竞争壁垒。</w:t>
-        <w:br/>
-      </w:r>
-    </w:p>
-    <w:p>
-      <w:r>
-        <w:br/>
-        <w:t>从产业链角度看，新能源 行业主要由上游设备厂商、</w:t>
-        <w:br/>
-        <w:t>中游平台企业以及下游应用厂商组成。</w:t>
-        <w:br/>
-        <w:t>九方网络有限公司 主要位于产业链的 下游 环节。</w:t>
-        <w:br/>
-      </w:r>
-    </w:p>
-    <w:p>
-      <w:r>
-        <w:br/>
-        <w:t>从产业链角度看，云计算 行业主要由上游设备厂商、</w:t>
-        <w:br/>
-        <w:t>中游平台企业以及下游应用厂商组成。</w:t>
-        <w:br/>
-        <w:t>浦华众城信息有限公司 主要位于产业链的 上游 环节。</w:t>
-        <w:br/>
-      </w:r>
-    </w:p>
-    <w:p>
-      <w:r>
-        <w:br/>
-        <w:t>新宇龙信息传媒有限公司 是中国 机器人 行业的重要企业之一。</w:t>
-        <w:br/>
-        <w:t>根据华辰资本 投资委员会 的研究，该公司成立于 2018 年，</w:t>
-        <w:br/>
-        <w:t>目前员工规模约 6070 人。公司近年来持续加大研发投入，</w:t>
-        <w:br/>
-        <w:t>在核心技术方面形成了较强的竞争壁垒。</w:t>
-        <w:br/>
-      </w:r>
-    </w:p>
-    <w:p>
-      <w:r>
-        <w:br/>
-        <w:t>从产业链角度看，消费科技 行业主要由上游设备厂商、</w:t>
-        <w:br/>
-        <w:t>中游平台企业以及下游应用厂商组成。</w:t>
-        <w:br/>
-        <w:t>兰金电子网络有限公司 主要位于产业链的 上游 环节。</w:t>
-        <w:br/>
-      </w:r>
-    </w:p>
-    <w:tbl>
-      <w:tblPr>
-        <w:tblW w:type="auto" w:w="0"/>
-        <w:tblLook w:firstColumn="1" w:firstRow="1" w:lastColumn="0" w:lastRow="0" w:noHBand="0" w:noVBand="1" w:val="04A0"/>
-      </w:tblPr>
-      <w:tblGrid>
-        <w:gridCol w:w="2160"/>
-        <w:gridCol w:w="2160"/>
-        <w:gridCol w:w="2160"/>
-        <w:gridCol w:w="2160"/>
-      </w:tblGrid>
-      <w:tr>
-        <w:tc>
-          <w:tcPr>
-            <w:tcW w:type="dxa" w:w="2160"/>
-          </w:tcPr>
-          <w:p>
-            <w:r>
-              <w:t>公司</w:t>
-            </w:r>
-          </w:p>
-        </w:tc>
-        <w:tc>
-          <w:tcPr>
-            <w:tcW w:type="dxa" w:w="2160"/>
-          </w:tcPr>
-          <w:p>
-            <w:r>
-              <w:t>行业</w:t>
-            </w:r>
-          </w:p>
-        </w:tc>
-        <w:tc>
-          <w:tcPr>
-            <w:tcW w:type="dxa" w:w="2160"/>
-          </w:tcPr>
-          <w:p>
-            <w:r>
-              <w:t>市值</w:t>
-            </w:r>
-          </w:p>
-        </w:tc>
-        <w:tc>
-          <w:tcPr>
-            <w:tcW w:type="dxa" w:w="2160"/>
-          </w:tcPr>
-          <w:p>
-            <w:r>
-              <w:t>增长率</w:t>
-            </w:r>
-          </w:p>
-        </w:tc>
-      </w:tr>
-      <w:tr>
-        <w:tc>
-          <w:tcPr>
-            <w:tcW w:type="dxa" w:w="2160"/>
-          </w:tcPr>
-          <w:p>
-            <w:r>
-              <w:t>佳禾科技有限公司</w:t>
-            </w:r>
-          </w:p>
-        </w:tc>
-        <w:tc>
-          <w:tcPr>
-            <w:tcW w:type="dxa" w:w="2160"/>
-          </w:tcPr>
-          <w:p>
-            <w:r>
-              <w:t>半导体</w:t>
-            </w:r>
-          </w:p>
-        </w:tc>
-        <w:tc>
-          <w:tcPr>
-            <w:tcW w:type="dxa" w:w="2160"/>
-          </w:tcPr>
-          <w:p>
-            <w:r>
-              <w:t>449亿</w:t>
-            </w:r>
-          </w:p>
-        </w:tc>
-        <w:tc>
-          <w:tcPr>
-            <w:tcW w:type="dxa" w:w="2160"/>
-          </w:tcPr>
-          <w:p>
-            <w:r>
-              <w:t>19%</w:t>
-            </w:r>
-          </w:p>
-        </w:tc>
-      </w:tr>
-      <w:tr>
-        <w:tc>
-          <w:tcPr>
-            <w:tcW w:type="dxa" w:w="2160"/>
-          </w:tcPr>
-          <w:p>
-            <w:r>
-              <w:t>兰金电子网络有限公司</w:t>
-            </w:r>
-          </w:p>
-        </w:tc>
-        <w:tc>
-          <w:tcPr>
-            <w:tcW w:type="dxa" w:w="2160"/>
-          </w:tcPr>
-          <w:p>
-            <w:r>
-              <w:t>消费科技</w:t>
-            </w:r>
-          </w:p>
-        </w:tc>
-        <w:tc>
-          <w:tcPr>
-            <w:tcW w:type="dxa" w:w="2160"/>
-          </w:tcPr>
-          <w:p>
-            <w:r>
-              <w:t>220亿</w:t>
-            </w:r>
-          </w:p>
-        </w:tc>
-        <w:tc>
-          <w:tcPr>
-            <w:tcW w:type="dxa" w:w="2160"/>
-          </w:tcPr>
-          <w:p>
-            <w:r>
-              <w:t>24%</w:t>
-            </w:r>
-          </w:p>
-        </w:tc>
-      </w:tr>
-      <w:tr>
-        <w:tc>
-          <w:tcPr>
-            <w:tcW w:type="dxa" w:w="2160"/>
-          </w:tcPr>
-          <w:p>
-            <w:r>
-              <w:t>飞利信科技有限公司</w:t>
-            </w:r>
-          </w:p>
-        </w:tc>
-        <w:tc>
-          <w:tcPr>
-            <w:tcW w:type="dxa" w:w="2160"/>
-          </w:tcPr>
-          <w:p>
-            <w:r>
-              <w:t>新能源</w:t>
-            </w:r>
-          </w:p>
-        </w:tc>
-        <w:tc>
-          <w:tcPr>
-            <w:tcW w:type="dxa" w:w="2160"/>
-          </w:tcPr>
-          <w:p>
-            <w:r>
-              <w:t>599亿</w:t>
-            </w:r>
-          </w:p>
-        </w:tc>
-        <w:tc>
-          <w:tcPr>
-            <w:tcW w:type="dxa" w:w="2160"/>
-          </w:tcPr>
-          <w:p>
-            <w:r>
-              <w:t>19%</w:t>
-            </w:r>
-          </w:p>
-        </w:tc>
-      </w:tr>
-      <w:tr>
-        <w:tc>
-          <w:tcPr>
-            <w:tcW w:type="dxa" w:w="2160"/>
-          </w:tcPr>
-          <w:p>
-            <w:r>
-              <w:t>迪摩科技有限公司</w:t>
-            </w:r>
-          </w:p>
-        </w:tc>
-        <w:tc>
-          <w:tcPr>
-            <w:tcW w:type="dxa" w:w="2160"/>
-          </w:tcPr>
-          <w:p>
-            <w:r>
-              <w:t>人工智能</w:t>
-            </w:r>
-          </w:p>
-        </w:tc>
-        <w:tc>
-          <w:tcPr>
-            <w:tcW w:type="dxa" w:w="2160"/>
-          </w:tcPr>
-          <w:p>
-            <w:r>
-              <w:t>766亿</w:t>
-            </w:r>
-          </w:p>
-        </w:tc>
-        <w:tc>
-          <w:tcPr>
-            <w:tcW w:type="dxa" w:w="2160"/>
-          </w:tcPr>
-          <w:p>
-            <w:r>
-              <w:t>9%</w:t>
-            </w:r>
-          </w:p>
-        </w:tc>
-      </w:tr>
-      <w:tr>
-        <w:tc>
-          <w:tcPr>
-            <w:tcW w:type="dxa" w:w="2160"/>
-          </w:tcPr>
-          <w:p>
-            <w:r>
-              <w:t>佳禾科技有限公司</w:t>
-            </w:r>
-          </w:p>
-        </w:tc>
-        <w:tc>
-          <w:tcPr>
-            <w:tcW w:type="dxa" w:w="2160"/>
-          </w:tcPr>
-          <w:p>
-            <w:r>
-              <w:t>半导体</w:t>
-            </w:r>
-          </w:p>
-        </w:tc>
-        <w:tc>
-          <w:tcPr>
-            <w:tcW w:type="dxa" w:w="2160"/>
-          </w:tcPr>
-          <w:p>
-            <w:r>
-              <w:t>625亿</w:t>
-            </w:r>
-          </w:p>
-        </w:tc>
-        <w:tc>
-          <w:tcPr>
-            <w:tcW w:type="dxa" w:w="2160"/>
-          </w:tcPr>
-          <w:p>
-            <w:r>
-              <w:t>21%</w:t>
-            </w:r>
-          </w:p>
-        </w:tc>
-      </w:tr>
-      <w:tr>
-        <w:tc>
-          <w:tcPr>
-            <w:tcW w:type="dxa" w:w="2160"/>
-          </w:tcPr>
-          <w:p>
-            <w:r>
-              <w:t>信诚致远传媒有限公司</w:t>
-            </w:r>
-          </w:p>
-        </w:tc>
-        <w:tc>
-          <w:tcPr>
-            <w:tcW w:type="dxa" w:w="2160"/>
-          </w:tcPr>
-          <w:p>
-            <w:r>
-              <w:t>人工智能</w:t>
-            </w:r>
-          </w:p>
-        </w:tc>
-        <w:tc>
-          <w:tcPr>
-            <w:tcW w:type="dxa" w:w="2160"/>
-          </w:tcPr>
-          <w:p>
-            <w:r>
-              <w:t>757亿</w:t>
-            </w:r>
-          </w:p>
-        </w:tc>
-        <w:tc>
-          <w:tcPr>
-            <w:tcW w:type="dxa" w:w="2160"/>
-          </w:tcPr>
-          <w:p>
-            <w:r>
-              <w:t>13%</w:t>
-            </w:r>
-          </w:p>
-        </w:tc>
-      </w:tr>
-      <w:tr>
-        <w:tc>
-          <w:tcPr>
-            <w:tcW w:type="dxa" w:w="2160"/>
-          </w:tcPr>
-          <w:p>
-            <w:r>
-              <w:t>天益科技有限公司</w:t>
-            </w:r>
-          </w:p>
-        </w:tc>
-        <w:tc>
-          <w:tcPr>
-            <w:tcW w:type="dxa" w:w="2160"/>
-          </w:tcPr>
-          <w:p>
-            <w:r>
-              <w:t>半导体</w:t>
-            </w:r>
-          </w:p>
-        </w:tc>
-        <w:tc>
-          <w:tcPr>
-            <w:tcW w:type="dxa" w:w="2160"/>
-          </w:tcPr>
-          <w:p>
-            <w:r>
-              <w:t>271亿</w:t>
-            </w:r>
-          </w:p>
-        </w:tc>
-        <w:tc>
-          <w:tcPr>
-            <w:tcW w:type="dxa" w:w="2160"/>
-          </w:tcPr>
-          <w:p>
-            <w:r>
-              <w:t>27%</w:t>
-            </w:r>
-          </w:p>
-        </w:tc>
-      </w:tr>
-      <w:tr>
-        <w:tc>
-          <w:tcPr>
-            <w:tcW w:type="dxa" w:w="2160"/>
-          </w:tcPr>
-          <w:p>
-            <w:r>
-              <w:t>创汇传媒有限公司</w:t>
-            </w:r>
-          </w:p>
-        </w:tc>
-        <w:tc>
-          <w:tcPr>
-            <w:tcW w:type="dxa" w:w="2160"/>
-          </w:tcPr>
-          <w:p>
-            <w:r>
-              <w:t>新能源</w:t>
-            </w:r>
-          </w:p>
-        </w:tc>
-        <w:tc>
-          <w:tcPr>
-            <w:tcW w:type="dxa" w:w="2160"/>
-          </w:tcPr>
-          <w:p>
-            <w:r>
-              <w:t>565亿</w:t>
-            </w:r>
-          </w:p>
-        </w:tc>
-        <w:tc>
-          <w:tcPr>
-            <w:tcW w:type="dxa" w:w="2160"/>
-          </w:tcPr>
-          <w:p>
-            <w:r>
-              <w:t>8%</w:t>
-            </w:r>
-          </w:p>
-        </w:tc>
-      </w:tr>
-      <w:tr>
-        <w:tc>
-          <w:tcPr>
-            <w:tcW w:type="dxa" w:w="2160"/>
-          </w:tcPr>
-          <w:p>
-            <w:r>
-              <w:t>信诚致远传媒有限公司</w:t>
-            </w:r>
-          </w:p>
-        </w:tc>
-        <w:tc>
-          <w:tcPr>
-            <w:tcW w:type="dxa" w:w="2160"/>
-          </w:tcPr>
-          <w:p>
-            <w:r>
-              <w:t>人工智能</w:t>
-            </w:r>
-          </w:p>
-        </w:tc>
-        <w:tc>
-          <w:tcPr>
-            <w:tcW w:type="dxa" w:w="2160"/>
-          </w:tcPr>
-          <w:p>
-            <w:r>
-              <w:t>216亿</w:t>
-            </w:r>
-          </w:p>
-        </w:tc>
-        <w:tc>
-          <w:tcPr>
-            <w:tcW w:type="dxa" w:w="2160"/>
-          </w:tcPr>
-          <w:p>
-            <w:r>
-              <w:t>12%</w:t>
-            </w:r>
-          </w:p>
-        </w:tc>
-      </w:tr>
-      <w:tr>
-        <w:tc>
-          <w:tcPr>
-            <w:tcW w:type="dxa" w:w="2160"/>
-          </w:tcPr>
-          <w:p>
-            <w:r>
-              <w:t>和泰科技有限公司</w:t>
-            </w:r>
-          </w:p>
-        </w:tc>
-        <w:tc>
-          <w:tcPr>
-            <w:tcW w:type="dxa" w:w="2160"/>
-          </w:tcPr>
-          <w:p>
-            <w:r>
-              <w:t>人工智能</w:t>
-            </w:r>
-          </w:p>
-        </w:tc>
-        <w:tc>
-          <w:tcPr>
-            <w:tcW w:type="dxa" w:w="2160"/>
-          </w:tcPr>
-          <w:p>
-            <w:r>
-              <w:t>133亿</w:t>
-            </w:r>
-          </w:p>
-        </w:tc>
-        <w:tc>
-          <w:tcPr>
-            <w:tcW w:type="dxa" w:w="2160"/>
-          </w:tcPr>
-          <w:p>
-            <w:r>
-              <w:t>6%</w:t>
-            </w:r>
-          </w:p>
-        </w:tc>
-      </w:tr>
-      <w:tr>
-        <w:tc>
-          <w:tcPr>
-            <w:tcW w:type="dxa" w:w="2160"/>
-          </w:tcPr>
-          <w:p>
-            <w:r>
-              <w:t>天益科技有限公司</w:t>
-            </w:r>
-          </w:p>
-        </w:tc>
-        <w:tc>
-          <w:tcPr>
-            <w:tcW w:type="dxa" w:w="2160"/>
-          </w:tcPr>
-          <w:p>
-            <w:r>
-              <w:t>半导体</w:t>
-            </w:r>
-          </w:p>
-        </w:tc>
-        <w:tc>
-          <w:tcPr>
-            <w:tcW w:type="dxa" w:w="2160"/>
-          </w:tcPr>
-          <w:p>
-            <w:r>
-              <w:t>516亿</w:t>
-            </w:r>
-          </w:p>
-        </w:tc>
-        <w:tc>
-          <w:tcPr>
-            <w:tcW w:type="dxa" w:w="2160"/>
-          </w:tcPr>
-          <w:p>
-            <w:r>
-              <w:t>30%</w:t>
-            </w:r>
-          </w:p>
-        </w:tc>
-      </w:tr>
-      <w:tr>
-        <w:tc>
-          <w:tcPr>
-            <w:tcW w:type="dxa" w:w="2160"/>
-          </w:tcPr>
-          <w:p>
-            <w:r>
-              <w:t>华远软件信息有限公司</w:t>
-            </w:r>
-          </w:p>
-        </w:tc>
-        <w:tc>
-          <w:tcPr>
-            <w:tcW w:type="dxa" w:w="2160"/>
-          </w:tcPr>
-          <w:p>
-            <w:r>
-              <w:t>半导体</w:t>
-            </w:r>
-          </w:p>
-        </w:tc>
-        <w:tc>
-          <w:tcPr>
-            <w:tcW w:type="dxa" w:w="2160"/>
-          </w:tcPr>
-          <w:p>
-            <w:r>
-              <w:t>727亿</w:t>
-            </w:r>
-          </w:p>
-        </w:tc>
-        <w:tc>
-          <w:tcPr>
-            <w:tcW w:type="dxa" w:w="2160"/>
-          </w:tcPr>
-          <w:p>
-            <w:r>
-              <w:t>6%</w:t>
-            </w:r>
-          </w:p>
-        </w:tc>
-      </w:tr>
-      <w:tr>
-        <w:tc>
-          <w:tcPr>
-            <w:tcW w:type="dxa" w:w="2160"/>
-          </w:tcPr>
-          <w:p>
-            <w:r>
-              <w:t>银嘉信息有限公司</w:t>
-            </w:r>
-          </w:p>
-        </w:tc>
-        <w:tc>
-          <w:tcPr>
-            <w:tcW w:type="dxa" w:w="2160"/>
-          </w:tcPr>
-          <w:p>
-            <w:r>
-              <w:t>消费科技</w:t>
-            </w:r>
-          </w:p>
-        </w:tc>
-        <w:tc>
-          <w:tcPr>
-            <w:tcW w:type="dxa" w:w="2160"/>
-          </w:tcPr>
-          <w:p>
-            <w:r>
-              <w:t>330亿</w:t>
-            </w:r>
-          </w:p>
-        </w:tc>
-        <w:tc>
-          <w:tcPr>
-            <w:tcW w:type="dxa" w:w="2160"/>
-          </w:tcPr>
-          <w:p>
-            <w:r>
-              <w:t>30%</w:t>
-            </w:r>
-          </w:p>
-        </w:tc>
-      </w:tr>
-      <w:tr>
-        <w:tc>
-          <w:tcPr>
-            <w:tcW w:type="dxa" w:w="2160"/>
-          </w:tcPr>
-          <w:p>
-            <w:r>
-              <w:t>济南亿次元网络有限公司</w:t>
-            </w:r>
-          </w:p>
-        </w:tc>
-        <w:tc>
-          <w:tcPr>
-            <w:tcW w:type="dxa" w:w="2160"/>
-          </w:tcPr>
-          <w:p>
-            <w:r>
-              <w:t>机器人</w:t>
-            </w:r>
-          </w:p>
-        </w:tc>
-        <w:tc>
-          <w:tcPr>
-            <w:tcW w:type="dxa" w:w="2160"/>
-          </w:tcPr>
-          <w:p>
-            <w:r>
-              <w:t>140亿</w:t>
-            </w:r>
-          </w:p>
-        </w:tc>
-        <w:tc>
-          <w:tcPr>
-            <w:tcW w:type="dxa" w:w="2160"/>
-          </w:tcPr>
-          <w:p>
-            <w:r>
-              <w:t>13%</w:t>
-            </w:r>
-          </w:p>
-        </w:tc>
-      </w:tr>
-      <w:tr>
-        <w:tc>
-          <w:tcPr>
-            <w:tcW w:type="dxa" w:w="2160"/>
-          </w:tcPr>
-          <w:p>
-            <w:r>
-              <w:t>和泰传媒有限公司</w:t>
-            </w:r>
-          </w:p>
-        </w:tc>
-        <w:tc>
-          <w:tcPr>
-            <w:tcW w:type="dxa" w:w="2160"/>
-          </w:tcPr>
-          <w:p>
-            <w:r>
-              <w:t>消费科技</w:t>
-            </w:r>
-          </w:p>
-        </w:tc>
-        <w:tc>
-          <w:tcPr>
-            <w:tcW w:type="dxa" w:w="2160"/>
-          </w:tcPr>
-          <w:p>
-            <w:r>
-              <w:t>321亿</w:t>
-            </w:r>
-          </w:p>
-        </w:tc>
-        <w:tc>
-          <w:tcPr>
-            <w:tcW w:type="dxa" w:w="2160"/>
-          </w:tcPr>
-          <w:p>
-            <w:r>
-              <w:t>9%</w:t>
-            </w:r>
-          </w:p>
-        </w:tc>
-      </w:tr>
-    </w:tbl>
-    <w:p>
-      <w:pPr>
-        <w:pStyle w:val="Heading1"/>
-      </w:pPr>
-      <w:r>
-        <w:t>行业分析 5</w:t>
-      </w:r>
-    </w:p>
-    <w:p>
-      <w:r>
-        <w:br/>
-        <w:t>从产业链角度看，云计算 行业主要由上游设备厂商、</w:t>
-        <w:br/>
-        <w:t>中游平台企业以及下游应用厂商组成。</w:t>
-        <w:br/>
-        <w:t>精芯科技有限公司 主要位于产业链的 上游 环节。</w:t>
-        <w:br/>
-      </w:r>
-    </w:p>
-    <w:p>
-      <w:r>
-        <w:br/>
-        <w:t>风险管理部认为，人工智能 行业仍然面临若干</w:t>
-        <w:br/>
-        <w:t>不确定性因素，包括技术迭代风险、政策变化、</w:t>
-        <w:br/>
-        <w:t>以及市场竞争加剧等问题。</w:t>
-        <w:br/>
-      </w:r>
-    </w:p>
-    <w:p>
-      <w:r>
-        <w:br/>
-        <w:t>风险管理部认为，人工智能 行业仍然面临若干</w:t>
-        <w:br/>
-        <w:t>不确定性因素，包括技术迭代风险、政策变化、</w:t>
-        <w:br/>
-        <w:t>以及市场竞争加剧等问题。</w:t>
-        <w:br/>
-      </w:r>
-    </w:p>
-    <w:p>
-      <w:r>
-        <w:br/>
-        <w:t>根据内部财务模型测算，快讯网络有限公司 在未来三年</w:t>
-        <w:br/>
-        <w:t>收入复合增长率预计可达到 22% 左右。</w:t>
-        <w:br/>
-        <w:t>该预测基于行业需求增长以及公司产能扩张计划。</w:t>
-        <w:br/>
-      </w:r>
-    </w:p>
-    <w:p>
-      <w:r>
-        <w:br/>
-        <w:t>华辰资本旗下的 HC Alpha Growth Fund 在最近的资产配置会议中</w:t>
-        <w:br/>
-        <w:t>讨论了 机器人 行业的投资机会，并对 济南亿次元网络有限公司</w:t>
-        <w:br/>
-        <w:t>进行了重点评估。</w:t>
         <w:br/>
       </w:r>
     </w:p>
@@ -3221,22 +3203,44 @@
     <w:p>
       <w:r>
         <w:br/>
-        <w:t>风险管理部认为，消费科技 行业仍然面临若干</w:t>
+        <w:t>从产业链角度看，云计算 行业主要由上游设备厂商、</w:t>
         <w:br/>
-        <w:t>不确定性因素，包括技术迭代风险、政策变化、</w:t>
+        <w:t>中游平台企业以及下游应用厂商组成。</w:t>
         <w:br/>
-        <w:t>以及市场竞争加剧等问题。</w:t>
+        <w:t>创联世纪信息有限公司 主要位于产业链的 上游 环节。</w:t>
         <w:br/>
       </w:r>
     </w:p>
     <w:p>
       <w:r>
         <w:br/>
-        <w:t>从产业链角度看，人工智能 行业主要由上游设备厂商、</w:t>
+        <w:t>根据内部财务模型测算，通际名联网络有限公司 在未来三年</w:t>
         <w:br/>
-        <w:t>中游平台企业以及下游应用厂商组成。</w:t>
+        <w:t>收入复合增长率预计可达到 26% 左右。</w:t>
         <w:br/>
-        <w:t>雨林木风计算机科技有限公司 主要位于产业链的 中游 环节。</w:t>
+        <w:t>该预测基于行业需求增长以及公司产能扩张计划。</w:t>
+        <w:br/>
+      </w:r>
+    </w:p>
+    <w:p>
+      <w:r>
+        <w:br/>
+        <w:t>华辰资本旗下的 HC Global Macro Fund 在最近的资产配置会议中</w:t>
+        <w:br/>
+        <w:t>讨论了 人工智能 行业的投资机会，并对 新格林耐特网络有限公司</w:t>
+        <w:br/>
+        <w:t>进行了重点评估。</w:t>
+        <w:br/>
+      </w:r>
+    </w:p>
+    <w:p>
+      <w:r>
+        <w:br/>
+        <w:t>风险管理部认为，人工智能 行业仍然面临若干</w:t>
+        <w:br/>
+        <w:t>不确定性因素，包括技术迭代风险、政策变化、</w:t>
+        <w:br/>
+        <w:t>以及市场竞争加剧等问题。</w:t>
         <w:br/>
       </w:r>
     </w:p>
@@ -3300,37 +3304,37 @@
           </w:tcPr>
           <w:p>
             <w:r>
-              <w:t>飞利信科技有限公司</w:t>
-            </w:r>
-          </w:p>
-        </w:tc>
-        <w:tc>
-          <w:tcPr>
-            <w:tcW w:type="dxa" w:w="2160"/>
-          </w:tcPr>
-          <w:p>
-            <w:r>
-              <w:t>新能源</w:t>
-            </w:r>
-          </w:p>
-        </w:tc>
-        <w:tc>
-          <w:tcPr>
-            <w:tcW w:type="dxa" w:w="2160"/>
-          </w:tcPr>
-          <w:p>
-            <w:r>
-              <w:t>552亿</w:t>
-            </w:r>
-          </w:p>
-        </w:tc>
-        <w:tc>
-          <w:tcPr>
-            <w:tcW w:type="dxa" w:w="2160"/>
-          </w:tcPr>
-          <w:p>
-            <w:r>
-              <w:t>6%</w:t>
+              <w:t>方正科技传媒有限公司</w:t>
+            </w:r>
+          </w:p>
+        </w:tc>
+        <w:tc>
+          <w:tcPr>
+            <w:tcW w:type="dxa" w:w="2160"/>
+          </w:tcPr>
+          <w:p>
+            <w:r>
+              <w:t>人工智能</w:t>
+            </w:r>
+          </w:p>
+        </w:tc>
+        <w:tc>
+          <w:tcPr>
+            <w:tcW w:type="dxa" w:w="2160"/>
+          </w:tcPr>
+          <w:p>
+            <w:r>
+              <w:t>296亿</w:t>
+            </w:r>
+          </w:p>
+        </w:tc>
+        <w:tc>
+          <w:tcPr>
+            <w:tcW w:type="dxa" w:w="2160"/>
+          </w:tcPr>
+          <w:p>
+            <w:r>
+              <w:t>26%</w:t>
             </w:r>
           </w:p>
         </w:tc>
@@ -3342,7 +3346,7 @@
           </w:tcPr>
           <w:p>
             <w:r>
-              <w:t>富罳信息有限公司</w:t>
+              <w:t>华成育卓科技有限公司</w:t>
             </w:r>
           </w:p>
         </w:tc>
@@ -3362,17 +3366,17 @@
           </w:tcPr>
           <w:p>
             <w:r>
-              <w:t>390亿</w:t>
-            </w:r>
-          </w:p>
-        </w:tc>
-        <w:tc>
-          <w:tcPr>
-            <w:tcW w:type="dxa" w:w="2160"/>
-          </w:tcPr>
-          <w:p>
-            <w:r>
-              <w:t>7%</w:t>
+              <w:t>380亿</w:t>
+            </w:r>
+          </w:p>
+        </w:tc>
+        <w:tc>
+          <w:tcPr>
+            <w:tcW w:type="dxa" w:w="2160"/>
+          </w:tcPr>
+          <w:p>
+            <w:r>
+              <w:t>24%</w:t>
             </w:r>
           </w:p>
         </w:tc>
@@ -3384,37 +3388,37 @@
           </w:tcPr>
           <w:p>
             <w:r>
-              <w:t>东方峻景网络有限公司</w:t>
-            </w:r>
-          </w:p>
-        </w:tc>
-        <w:tc>
-          <w:tcPr>
-            <w:tcW w:type="dxa" w:w="2160"/>
-          </w:tcPr>
-          <w:p>
-            <w:r>
-              <w:t>机器人</w:t>
-            </w:r>
-          </w:p>
-        </w:tc>
-        <w:tc>
-          <w:tcPr>
-            <w:tcW w:type="dxa" w:w="2160"/>
-          </w:tcPr>
-          <w:p>
-            <w:r>
-              <w:t>679亿</w:t>
-            </w:r>
-          </w:p>
-        </w:tc>
-        <w:tc>
-          <w:tcPr>
-            <w:tcW w:type="dxa" w:w="2160"/>
-          </w:tcPr>
-          <w:p>
-            <w:r>
-              <w:t>22%</w:t>
+              <w:t>联软网络有限公司</w:t>
+            </w:r>
+          </w:p>
+        </w:tc>
+        <w:tc>
+          <w:tcPr>
+            <w:tcW w:type="dxa" w:w="2160"/>
+          </w:tcPr>
+          <w:p>
+            <w:r>
+              <w:t>半导体</w:t>
+            </w:r>
+          </w:p>
+        </w:tc>
+        <w:tc>
+          <w:tcPr>
+            <w:tcW w:type="dxa" w:w="2160"/>
+          </w:tcPr>
+          <w:p>
+            <w:r>
+              <w:t>260亿</w:t>
+            </w:r>
+          </w:p>
+        </w:tc>
+        <w:tc>
+          <w:tcPr>
+            <w:tcW w:type="dxa" w:w="2160"/>
+          </w:tcPr>
+          <w:p>
+            <w:r>
+              <w:t>18%</w:t>
             </w:r>
           </w:p>
         </w:tc>
@@ -3426,37 +3430,37 @@
           </w:tcPr>
           <w:p>
             <w:r>
-              <w:t>浦华众城信息有限公司</w:t>
-            </w:r>
-          </w:p>
-        </w:tc>
-        <w:tc>
-          <w:tcPr>
-            <w:tcW w:type="dxa" w:w="2160"/>
-          </w:tcPr>
-          <w:p>
-            <w:r>
-              <w:t>云计算</w:t>
-            </w:r>
-          </w:p>
-        </w:tc>
-        <w:tc>
-          <w:tcPr>
-            <w:tcW w:type="dxa" w:w="2160"/>
-          </w:tcPr>
-          <w:p>
-            <w:r>
-              <w:t>707亿</w:t>
-            </w:r>
-          </w:p>
-        </w:tc>
-        <w:tc>
-          <w:tcPr>
-            <w:tcW w:type="dxa" w:w="2160"/>
-          </w:tcPr>
-          <w:p>
-            <w:r>
-              <w:t>16%</w:t>
+              <w:t>明腾传媒有限公司</w:t>
+            </w:r>
+          </w:p>
+        </w:tc>
+        <w:tc>
+          <w:tcPr>
+            <w:tcW w:type="dxa" w:w="2160"/>
+          </w:tcPr>
+          <w:p>
+            <w:r>
+              <w:t>人工智能</w:t>
+            </w:r>
+          </w:p>
+        </w:tc>
+        <w:tc>
+          <w:tcPr>
+            <w:tcW w:type="dxa" w:w="2160"/>
+          </w:tcPr>
+          <w:p>
+            <w:r>
+              <w:t>491亿</w:t>
+            </w:r>
+          </w:p>
+        </w:tc>
+        <w:tc>
+          <w:tcPr>
+            <w:tcW w:type="dxa" w:w="2160"/>
+          </w:tcPr>
+          <w:p>
+            <w:r>
+              <w:t>23%</w:t>
             </w:r>
           </w:p>
         </w:tc>
@@ -3468,37 +3472,37 @@
           </w:tcPr>
           <w:p>
             <w:r>
-              <w:t>银嘉信息有限公司</w:t>
-            </w:r>
-          </w:p>
-        </w:tc>
-        <w:tc>
-          <w:tcPr>
-            <w:tcW w:type="dxa" w:w="2160"/>
-          </w:tcPr>
-          <w:p>
-            <w:r>
-              <w:t>消费科技</w:t>
-            </w:r>
-          </w:p>
-        </w:tc>
-        <w:tc>
-          <w:tcPr>
-            <w:tcW w:type="dxa" w:w="2160"/>
-          </w:tcPr>
-          <w:p>
-            <w:r>
-              <w:t>195亿</w:t>
-            </w:r>
-          </w:p>
-        </w:tc>
-        <w:tc>
-          <w:tcPr>
-            <w:tcW w:type="dxa" w:w="2160"/>
-          </w:tcPr>
-          <w:p>
-            <w:r>
-              <w:t>24%</w:t>
+              <w:t>浦华众城网络有限公司</w:t>
+            </w:r>
+          </w:p>
+        </w:tc>
+        <w:tc>
+          <w:tcPr>
+            <w:tcW w:type="dxa" w:w="2160"/>
+          </w:tcPr>
+          <w:p>
+            <w:r>
+              <w:t>新能源</w:t>
+            </w:r>
+          </w:p>
+        </w:tc>
+        <w:tc>
+          <w:tcPr>
+            <w:tcW w:type="dxa" w:w="2160"/>
+          </w:tcPr>
+          <w:p>
+            <w:r>
+              <w:t>244亿</w:t>
+            </w:r>
+          </w:p>
+        </w:tc>
+        <w:tc>
+          <w:tcPr>
+            <w:tcW w:type="dxa" w:w="2160"/>
+          </w:tcPr>
+          <w:p>
+            <w:r>
+              <w:t>9%</w:t>
             </w:r>
           </w:p>
         </w:tc>
@@ -3510,37 +3514,37 @@
           </w:tcPr>
           <w:p>
             <w:r>
-              <w:t>银嘉信息有限公司</w:t>
-            </w:r>
-          </w:p>
-        </w:tc>
-        <w:tc>
-          <w:tcPr>
-            <w:tcW w:type="dxa" w:w="2160"/>
-          </w:tcPr>
-          <w:p>
-            <w:r>
-              <w:t>消费科技</w:t>
-            </w:r>
-          </w:p>
-        </w:tc>
-        <w:tc>
-          <w:tcPr>
-            <w:tcW w:type="dxa" w:w="2160"/>
-          </w:tcPr>
-          <w:p>
-            <w:r>
-              <w:t>676亿</w:t>
-            </w:r>
-          </w:p>
-        </w:tc>
-        <w:tc>
-          <w:tcPr>
-            <w:tcW w:type="dxa" w:w="2160"/>
-          </w:tcPr>
-          <w:p>
-            <w:r>
-              <w:t>18%</w:t>
+              <w:t>富罳网络有限公司</w:t>
+            </w:r>
+          </w:p>
+        </w:tc>
+        <w:tc>
+          <w:tcPr>
+            <w:tcW w:type="dxa" w:w="2160"/>
+          </w:tcPr>
+          <w:p>
+            <w:r>
+              <w:t>新能源</w:t>
+            </w:r>
+          </w:p>
+        </w:tc>
+        <w:tc>
+          <w:tcPr>
+            <w:tcW w:type="dxa" w:w="2160"/>
+          </w:tcPr>
+          <w:p>
+            <w:r>
+              <w:t>318亿</w:t>
+            </w:r>
+          </w:p>
+        </w:tc>
+        <w:tc>
+          <w:tcPr>
+            <w:tcW w:type="dxa" w:w="2160"/>
+          </w:tcPr>
+          <w:p>
+            <w:r>
+              <w:t>14%</w:t>
             </w:r>
           </w:p>
         </w:tc>
@@ -3552,37 +3556,37 @@
           </w:tcPr>
           <w:p>
             <w:r>
-              <w:t>九方网络有限公司</w:t>
-            </w:r>
-          </w:p>
-        </w:tc>
-        <w:tc>
-          <w:tcPr>
-            <w:tcW w:type="dxa" w:w="2160"/>
-          </w:tcPr>
-          <w:p>
-            <w:r>
-              <w:t>新能源</w:t>
-            </w:r>
-          </w:p>
-        </w:tc>
-        <w:tc>
-          <w:tcPr>
-            <w:tcW w:type="dxa" w:w="2160"/>
-          </w:tcPr>
-          <w:p>
-            <w:r>
-              <w:t>666亿</w:t>
-            </w:r>
-          </w:p>
-        </w:tc>
-        <w:tc>
-          <w:tcPr>
-            <w:tcW w:type="dxa" w:w="2160"/>
-          </w:tcPr>
-          <w:p>
-            <w:r>
-              <w:t>12%</w:t>
+              <w:t>良诺科技有限公司</w:t>
+            </w:r>
+          </w:p>
+        </w:tc>
+        <w:tc>
+          <w:tcPr>
+            <w:tcW w:type="dxa" w:w="2160"/>
+          </w:tcPr>
+          <w:p>
+            <w:r>
+              <w:t>云计算</w:t>
+            </w:r>
+          </w:p>
+        </w:tc>
+        <w:tc>
+          <w:tcPr>
+            <w:tcW w:type="dxa" w:w="2160"/>
+          </w:tcPr>
+          <w:p>
+            <w:r>
+              <w:t>709亿</w:t>
+            </w:r>
+          </w:p>
+        </w:tc>
+        <w:tc>
+          <w:tcPr>
+            <w:tcW w:type="dxa" w:w="2160"/>
+          </w:tcPr>
+          <w:p>
+            <w:r>
+              <w:t>8%</w:t>
             </w:r>
           </w:p>
         </w:tc>
@@ -3594,37 +3598,37 @@
           </w:tcPr>
           <w:p>
             <w:r>
-              <w:t>国讯网络有限公司</w:t>
-            </w:r>
-          </w:p>
-        </w:tc>
-        <w:tc>
-          <w:tcPr>
-            <w:tcW w:type="dxa" w:w="2160"/>
-          </w:tcPr>
-          <w:p>
-            <w:r>
-              <w:t>云计算</w:t>
-            </w:r>
-          </w:p>
-        </w:tc>
-        <w:tc>
-          <w:tcPr>
-            <w:tcW w:type="dxa" w:w="2160"/>
-          </w:tcPr>
-          <w:p>
-            <w:r>
-              <w:t>469亿</w:t>
-            </w:r>
-          </w:p>
-        </w:tc>
-        <w:tc>
-          <w:tcPr>
-            <w:tcW w:type="dxa" w:w="2160"/>
-          </w:tcPr>
-          <w:p>
-            <w:r>
-              <w:t>25%</w:t>
+              <w:t>中建创业科技有限公司</w:t>
+            </w:r>
+          </w:p>
+        </w:tc>
+        <w:tc>
+          <w:tcPr>
+            <w:tcW w:type="dxa" w:w="2160"/>
+          </w:tcPr>
+          <w:p>
+            <w:r>
+              <w:t>半导体</w:t>
+            </w:r>
+          </w:p>
+        </w:tc>
+        <w:tc>
+          <w:tcPr>
+            <w:tcW w:type="dxa" w:w="2160"/>
+          </w:tcPr>
+          <w:p>
+            <w:r>
+              <w:t>682亿</w:t>
+            </w:r>
+          </w:p>
+        </w:tc>
+        <w:tc>
+          <w:tcPr>
+            <w:tcW w:type="dxa" w:w="2160"/>
+          </w:tcPr>
+          <w:p>
+            <w:r>
+              <w:t>15%</w:t>
             </w:r>
           </w:p>
         </w:tc>
@@ -3636,37 +3640,37 @@
           </w:tcPr>
           <w:p>
             <w:r>
-              <w:t>雨林木风计算机科技有限公司</w:t>
-            </w:r>
-          </w:p>
-        </w:tc>
-        <w:tc>
-          <w:tcPr>
-            <w:tcW w:type="dxa" w:w="2160"/>
-          </w:tcPr>
-          <w:p>
-            <w:r>
-              <w:t>人工智能</w:t>
-            </w:r>
-          </w:p>
-        </w:tc>
-        <w:tc>
-          <w:tcPr>
-            <w:tcW w:type="dxa" w:w="2160"/>
-          </w:tcPr>
-          <w:p>
-            <w:r>
-              <w:t>142亿</w:t>
-            </w:r>
-          </w:p>
-        </w:tc>
-        <w:tc>
-          <w:tcPr>
-            <w:tcW w:type="dxa" w:w="2160"/>
-          </w:tcPr>
-          <w:p>
-            <w:r>
-              <w:t>13%</w:t>
+              <w:t>精芯信息有限公司</w:t>
+            </w:r>
+          </w:p>
+        </w:tc>
+        <w:tc>
+          <w:tcPr>
+            <w:tcW w:type="dxa" w:w="2160"/>
+          </w:tcPr>
+          <w:p>
+            <w:r>
+              <w:t>半导体</w:t>
+            </w:r>
+          </w:p>
+        </w:tc>
+        <w:tc>
+          <w:tcPr>
+            <w:tcW w:type="dxa" w:w="2160"/>
+          </w:tcPr>
+          <w:p>
+            <w:r>
+              <w:t>450亿</w:t>
+            </w:r>
+          </w:p>
+        </w:tc>
+        <w:tc>
+          <w:tcPr>
+            <w:tcW w:type="dxa" w:w="2160"/>
+          </w:tcPr>
+          <w:p>
+            <w:r>
+              <w:t>25%</w:t>
             </w:r>
           </w:p>
         </w:tc>
@@ -3678,7 +3682,7 @@
           </w:tcPr>
           <w:p>
             <w:r>
-              <w:t>创亿网络有限公司</w:t>
+              <w:t>艾提科信科技有限公司</w:t>
             </w:r>
           </w:p>
         </w:tc>
@@ -3698,17 +3702,17 @@
           </w:tcPr>
           <w:p>
             <w:r>
-              <w:t>763亿</w:t>
-            </w:r>
-          </w:p>
-        </w:tc>
-        <w:tc>
-          <w:tcPr>
-            <w:tcW w:type="dxa" w:w="2160"/>
-          </w:tcPr>
-          <w:p>
-            <w:r>
-              <w:t>29%</w:t>
+              <w:t>151亿</w:t>
+            </w:r>
+          </w:p>
+        </w:tc>
+        <w:tc>
+          <w:tcPr>
+            <w:tcW w:type="dxa" w:w="2160"/>
+          </w:tcPr>
+          <w:p>
+            <w:r>
+              <w:t>30%</w:t>
             </w:r>
           </w:p>
         </w:tc>
@@ -3720,37 +3724,37 @@
           </w:tcPr>
           <w:p>
             <w:r>
-              <w:t>天益信息有限公司</w:t>
-            </w:r>
-          </w:p>
-        </w:tc>
-        <w:tc>
-          <w:tcPr>
-            <w:tcW w:type="dxa" w:w="2160"/>
-          </w:tcPr>
-          <w:p>
-            <w:r>
-              <w:t>云计算</w:t>
-            </w:r>
-          </w:p>
-        </w:tc>
-        <w:tc>
-          <w:tcPr>
-            <w:tcW w:type="dxa" w:w="2160"/>
-          </w:tcPr>
-          <w:p>
-            <w:r>
-              <w:t>585亿</w:t>
-            </w:r>
-          </w:p>
-        </w:tc>
-        <w:tc>
-          <w:tcPr>
-            <w:tcW w:type="dxa" w:w="2160"/>
-          </w:tcPr>
-          <w:p>
-            <w:r>
-              <w:t>18%</w:t>
+              <w:t>方正科技信息有限公司</w:t>
+            </w:r>
+          </w:p>
+        </w:tc>
+        <w:tc>
+          <w:tcPr>
+            <w:tcW w:type="dxa" w:w="2160"/>
+          </w:tcPr>
+          <w:p>
+            <w:r>
+              <w:t>消费科技</w:t>
+            </w:r>
+          </w:p>
+        </w:tc>
+        <w:tc>
+          <w:tcPr>
+            <w:tcW w:type="dxa" w:w="2160"/>
+          </w:tcPr>
+          <w:p>
+            <w:r>
+              <w:t>776亿</w:t>
+            </w:r>
+          </w:p>
+        </w:tc>
+        <w:tc>
+          <w:tcPr>
+            <w:tcW w:type="dxa" w:w="2160"/>
+          </w:tcPr>
+          <w:p>
+            <w:r>
+              <w:t>5%</w:t>
             </w:r>
           </w:p>
         </w:tc>
@@ -3762,37 +3766,37 @@
           </w:tcPr>
           <w:p>
             <w:r>
-              <w:t>华远软件信息有限公司</w:t>
-            </w:r>
-          </w:p>
-        </w:tc>
-        <w:tc>
-          <w:tcPr>
-            <w:tcW w:type="dxa" w:w="2160"/>
-          </w:tcPr>
-          <w:p>
-            <w:r>
-              <w:t>半导体</w:t>
-            </w:r>
-          </w:p>
-        </w:tc>
-        <w:tc>
-          <w:tcPr>
-            <w:tcW w:type="dxa" w:w="2160"/>
-          </w:tcPr>
-          <w:p>
-            <w:r>
-              <w:t>318亿</w:t>
-            </w:r>
-          </w:p>
-        </w:tc>
-        <w:tc>
-          <w:tcPr>
-            <w:tcW w:type="dxa" w:w="2160"/>
-          </w:tcPr>
-          <w:p>
-            <w:r>
-              <w:t>24%</w:t>
+              <w:t>联通时科传媒有限公司</w:t>
+            </w:r>
+          </w:p>
+        </w:tc>
+        <w:tc>
+          <w:tcPr>
+            <w:tcW w:type="dxa" w:w="2160"/>
+          </w:tcPr>
+          <w:p>
+            <w:r>
+              <w:t>消费科技</w:t>
+            </w:r>
+          </w:p>
+        </w:tc>
+        <w:tc>
+          <w:tcPr>
+            <w:tcW w:type="dxa" w:w="2160"/>
+          </w:tcPr>
+          <w:p>
+            <w:r>
+              <w:t>384亿</w:t>
+            </w:r>
+          </w:p>
+        </w:tc>
+        <w:tc>
+          <w:tcPr>
+            <w:tcW w:type="dxa" w:w="2160"/>
+          </w:tcPr>
+          <w:p>
+            <w:r>
+              <w:t>20%</w:t>
             </w:r>
           </w:p>
         </w:tc>
@@ -3804,37 +3808,37 @@
           </w:tcPr>
           <w:p>
             <w:r>
-              <w:t>九方信息有限公司</w:t>
-            </w:r>
-          </w:p>
-        </w:tc>
-        <w:tc>
-          <w:tcPr>
-            <w:tcW w:type="dxa" w:w="2160"/>
-          </w:tcPr>
-          <w:p>
-            <w:r>
-              <w:t>新能源</w:t>
-            </w:r>
-          </w:p>
-        </w:tc>
-        <w:tc>
-          <w:tcPr>
-            <w:tcW w:type="dxa" w:w="2160"/>
-          </w:tcPr>
-          <w:p>
-            <w:r>
-              <w:t>773亿</w:t>
-            </w:r>
-          </w:p>
-        </w:tc>
-        <w:tc>
-          <w:tcPr>
-            <w:tcW w:type="dxa" w:w="2160"/>
-          </w:tcPr>
-          <w:p>
-            <w:r>
-              <w:t>29%</w:t>
+              <w:t>九方传媒有限公司</w:t>
+            </w:r>
+          </w:p>
+        </w:tc>
+        <w:tc>
+          <w:tcPr>
+            <w:tcW w:type="dxa" w:w="2160"/>
+          </w:tcPr>
+          <w:p>
+            <w:r>
+              <w:t>医疗科技</w:t>
+            </w:r>
+          </w:p>
+        </w:tc>
+        <w:tc>
+          <w:tcPr>
+            <w:tcW w:type="dxa" w:w="2160"/>
+          </w:tcPr>
+          <w:p>
+            <w:r>
+              <w:t>114亿</w:t>
+            </w:r>
+          </w:p>
+        </w:tc>
+        <w:tc>
+          <w:tcPr>
+            <w:tcW w:type="dxa" w:w="2160"/>
+          </w:tcPr>
+          <w:p>
+            <w:r>
+              <w:t>5%</w:t>
             </w:r>
           </w:p>
         </w:tc>
@@ -3846,37 +3850,37 @@
           </w:tcPr>
           <w:p>
             <w:r>
-              <w:t>飞利信科技有限公司</w:t>
-            </w:r>
-          </w:p>
-        </w:tc>
-        <w:tc>
-          <w:tcPr>
-            <w:tcW w:type="dxa" w:w="2160"/>
-          </w:tcPr>
-          <w:p>
-            <w:r>
-              <w:t>新能源</w:t>
-            </w:r>
-          </w:p>
-        </w:tc>
-        <w:tc>
-          <w:tcPr>
-            <w:tcW w:type="dxa" w:w="2160"/>
-          </w:tcPr>
-          <w:p>
-            <w:r>
-              <w:t>743亿</w:t>
-            </w:r>
-          </w:p>
-        </w:tc>
-        <w:tc>
-          <w:tcPr>
-            <w:tcW w:type="dxa" w:w="2160"/>
-          </w:tcPr>
-          <w:p>
-            <w:r>
-              <w:t>22%</w:t>
+              <w:t>惠派国际公司科技有限公司</w:t>
+            </w:r>
+          </w:p>
+        </w:tc>
+        <w:tc>
+          <w:tcPr>
+            <w:tcW w:type="dxa" w:w="2160"/>
+          </w:tcPr>
+          <w:p>
+            <w:r>
+              <w:t>人工智能</w:t>
+            </w:r>
+          </w:p>
+        </w:tc>
+        <w:tc>
+          <w:tcPr>
+            <w:tcW w:type="dxa" w:w="2160"/>
+          </w:tcPr>
+          <w:p>
+            <w:r>
+              <w:t>353亿</w:t>
+            </w:r>
+          </w:p>
+        </w:tc>
+        <w:tc>
+          <w:tcPr>
+            <w:tcW w:type="dxa" w:w="2160"/>
+          </w:tcPr>
+          <w:p>
+            <w:r>
+              <w:t>20%</w:t>
             </w:r>
           </w:p>
         </w:tc>
@@ -3888,37 +3892,37 @@
           </w:tcPr>
           <w:p>
             <w:r>
-              <w:t>南康网络有限公司</w:t>
-            </w:r>
-          </w:p>
-        </w:tc>
-        <w:tc>
-          <w:tcPr>
-            <w:tcW w:type="dxa" w:w="2160"/>
-          </w:tcPr>
-          <w:p>
-            <w:r>
-              <w:t>消费科技</w:t>
-            </w:r>
-          </w:p>
-        </w:tc>
-        <w:tc>
-          <w:tcPr>
-            <w:tcW w:type="dxa" w:w="2160"/>
-          </w:tcPr>
-          <w:p>
-            <w:r>
-              <w:t>316亿</w:t>
-            </w:r>
-          </w:p>
-        </w:tc>
-        <w:tc>
-          <w:tcPr>
-            <w:tcW w:type="dxa" w:w="2160"/>
-          </w:tcPr>
-          <w:p>
-            <w:r>
-              <w:t>10%</w:t>
+              <w:t>创汇传媒有限公司</w:t>
+            </w:r>
+          </w:p>
+        </w:tc>
+        <w:tc>
+          <w:tcPr>
+            <w:tcW w:type="dxa" w:w="2160"/>
+          </w:tcPr>
+          <w:p>
+            <w:r>
+              <w:t>新能源</w:t>
+            </w:r>
+          </w:p>
+        </w:tc>
+        <w:tc>
+          <w:tcPr>
+            <w:tcW w:type="dxa" w:w="2160"/>
+          </w:tcPr>
+          <w:p>
+            <w:r>
+              <w:t>324亿</w:t>
+            </w:r>
+          </w:p>
+        </w:tc>
+        <w:tc>
+          <w:tcPr>
+            <w:tcW w:type="dxa" w:w="2160"/>
+          </w:tcPr>
+          <w:p>
+            <w:r>
+              <w:t>24%</w:t>
             </w:r>
           </w:p>
         </w:tc>
